--- a/proposals/Btakka_Investment_Readiness_Proposal.docx
+++ b/proposals/Btakka_Investment_Readiness_Proposal.docx
@@ -159,7 +159,7 @@
                 <w:i w:val="0"/>
                 <w:sz w:val="17"/>
               </w:rPr>
-              <w:t>Abdelrhman Soliman — Investment &amp; Business Expert</w:t>
+              <w:t>Abdelrhman Soliman and Mustafa [ insert full name ] — Business &amp; Investment Consultants</w:t>
             </w:r>
           </w:p>
         </w:tc>
@@ -526,7 +526,7 @@
                 <w:i w:val="0"/>
                 <w:sz w:val="17"/>
               </w:rPr>
-              <w:t>Abdelrhman Soliman, Independent Investment Advisor &amp; Consultant</w:t>
+              <w:t>Abdelrhman Soliman and Mustafa [ insert full name ], Business &amp; Investment Consultants, acting jointly</w:t>
             </w:r>
           </w:p>
         </w:tc>
@@ -591,7 +591,7 @@
                 <w:i w:val="0"/>
                 <w:sz w:val="17"/>
               </w:rPr>
-              <w:t>Client (trade name)</w:t>
+              <w:t>Signatories required</w:t>
             </w:r>
           </w:p>
         </w:tc>
@@ -612,7 +612,7 @@
                 <w:i w:val="0"/>
                 <w:sz w:val="17"/>
               </w:rPr>
-              <w:t>Btakka</w:t>
+              <w:t>Both Consultants and the Client</w:t>
             </w:r>
           </w:p>
         </w:tc>
@@ -634,7 +634,7 @@
                 <w:i w:val="0"/>
                 <w:sz w:val="17"/>
               </w:rPr>
-              <w:t>Client (legal entity)</w:t>
+              <w:t>Client (trade name)</w:t>
             </w:r>
           </w:p>
         </w:tc>
@@ -654,7 +654,7 @@
                 <w:i w:val="0"/>
                 <w:sz w:val="17"/>
               </w:rPr>
-              <w:t>[Insert full registered name]</w:t>
+              <w:t>Btakka</w:t>
             </w:r>
           </w:p>
         </w:tc>
@@ -677,7 +677,7 @@
                 <w:i w:val="0"/>
                 <w:sz w:val="17"/>
               </w:rPr>
-              <w:t>Target round</w:t>
+              <w:t>Client (legal entity)</w:t>
             </w:r>
           </w:p>
         </w:tc>
@@ -698,7 +698,7 @@
                 <w:i w:val="0"/>
                 <w:sz w:val="17"/>
               </w:rPr>
-              <w:t>Pre-Seed</w:t>
+              <w:t>[Insert full registered name]</w:t>
             </w:r>
           </w:p>
         </w:tc>
@@ -720,7 +720,7 @@
                 <w:i w:val="0"/>
                 <w:sz w:val="17"/>
               </w:rPr>
-              <w:t>Total engagement fee</w:t>
+              <w:t>Target round</w:t>
             </w:r>
           </w:p>
         </w:tc>
@@ -740,7 +740,7 @@
                 <w:i w:val="0"/>
                 <w:sz w:val="17"/>
               </w:rPr>
-              <w:t>EGP 150,000 plus a 10% Success Fee on Consultant-introduced tickets</w:t>
+              <w:t>Pre-Seed</w:t>
             </w:r>
           </w:p>
         </w:tc>
@@ -763,7 +763,7 @@
                 <w:i w:val="0"/>
                 <w:sz w:val="17"/>
               </w:rPr>
-              <w:t>Indicative duration</w:t>
+              <w:t>Total engagement fee</w:t>
             </w:r>
           </w:p>
         </w:tc>
@@ -771,6 +771,48 @@
           <w:tcPr>
             <w:tcW w:type="dxa" w:w="4819"/>
             <w:shd w:val="clear" w:color="auto" w:fill="F2F5F8"/>
+          </w:tcPr>
+          <w:p>
+            <w:pPr>
+              <w:spacing w:after="40" w:before="40"/>
+            </w:pPr>
+            <w:r/>
+            <w:r>
+              <w:rPr>
+                <w:rFonts w:ascii="Cambria" w:hAnsi="Cambria"/>
+                <w:b w:val="0"/>
+                <w:i w:val="0"/>
+                <w:sz w:val="17"/>
+              </w:rPr>
+              <w:t>EGP 150,000 plus a 10% Success Fee on Consultant-introduced tickets</w:t>
+            </w:r>
+          </w:p>
+        </w:tc>
+      </w:tr>
+      <w:tr>
+        <w:tc>
+          <w:tcPr>
+            <w:tcW w:type="dxa" w:w="4819"/>
+          </w:tcPr>
+          <w:p>
+            <w:pPr>
+              <w:spacing w:after="40" w:before="40"/>
+            </w:pPr>
+            <w:r/>
+            <w:r>
+              <w:rPr>
+                <w:rFonts w:ascii="Cambria" w:hAnsi="Cambria"/>
+                <w:b w:val="0"/>
+                <w:i w:val="0"/>
+                <w:sz w:val="17"/>
+              </w:rPr>
+              <w:t>Indicative duration</w:t>
+            </w:r>
+          </w:p>
+        </w:tc>
+        <w:tc>
+          <w:tcPr>
+            <w:tcW w:type="dxa" w:w="4819"/>
           </w:tcPr>
           <w:p>
             <w:pPr>
@@ -1155,7 +1197,36 @@
           <w:color w:val="0F2C4A"/>
           <w:sz w:val="27"/>
         </w:rPr>
-        <w:t>2. About the Consultant</w:t>
+        <w:t>2. About the Consultants</w:t>
+      </w:r>
+    </w:p>
+    <w:p>
+      <w:pPr>
+        <w:spacing w:after="120"/>
+      </w:pPr>
+      <w:r>
+        <w:rPr>
+          <w:rFonts w:ascii="Cambria" w:hAnsi="Cambria"/>
+          <w:b w:val="0"/>
+          <w:i w:val="0"/>
+        </w:rPr>
+        <w:t>This engagement is delivered by two consultants working jointly. Both are Parties to the accompanying Consulting Agreement and are jointly and severally responsible for delivery, so Btakka has two named people accountable for the work rather than one.</w:t>
+      </w:r>
+    </w:p>
+    <w:p>
+      <w:pPr>
+        <w:keepNext/>
+        <w:spacing w:before="240" w:after="80"/>
+      </w:pPr>
+      <w:r>
+        <w:rPr>
+          <w:rFonts w:ascii="Calibri" w:hAnsi="Calibri"/>
+          <w:b/>
+          <w:i w:val="0"/>
+          <w:color w:val="1C4A73"/>
+          <w:sz w:val="23"/>
+        </w:rPr>
+        <w:t>Abdelrhman Soliman — Business &amp; Investment Consultant</w:t>
       </w:r>
     </w:p>
     <w:p>
@@ -1174,7 +1245,7 @@
     <w:p>
       <w:pPr>
         <w:keepNext/>
-        <w:spacing w:before="240" w:after="80"/>
+        <w:spacing w:before="200" w:after="60"/>
       </w:pPr>
       <w:r>
         <w:rPr>
@@ -1182,7 +1253,7 @@
           <w:b/>
           <w:i w:val="0"/>
           <w:color w:val="1C4A73"/>
-          <w:sz w:val="23"/>
+          <w:sz w:val="21"/>
         </w:rPr>
         <w:t>Track record</w:t>
       </w:r>
@@ -1420,48 +1491,6 @@
           </w:p>
         </w:tc>
       </w:tr>
-      <w:tr>
-        <w:tc>
-          <w:tcPr>
-            <w:tcW w:type="dxa" w:w="4819"/>
-          </w:tcPr>
-          <w:p>
-            <w:pPr>
-              <w:spacing w:after="40" w:before="40"/>
-            </w:pPr>
-            <w:r/>
-            <w:r>
-              <w:rPr>
-                <w:rFonts w:ascii="Cambria" w:hAnsi="Cambria"/>
-                <w:b w:val="0"/>
-                <w:i w:val="0"/>
-                <w:sz w:val="17"/>
-              </w:rPr>
-              <w:t>Peak simulated fund DPI</w:t>
-            </w:r>
-          </w:p>
-        </w:tc>
-        <w:tc>
-          <w:tcPr>
-            <w:tcW w:type="dxa" w:w="4819"/>
-          </w:tcPr>
-          <w:p>
-            <w:pPr>
-              <w:spacing w:after="40" w:before="40"/>
-            </w:pPr>
-            <w:r/>
-            <w:r>
-              <w:rPr>
-                <w:rFonts w:ascii="Cambria" w:hAnsi="Cambria"/>
-                <w:b w:val="0"/>
-                <w:i w:val="0"/>
-                <w:sz w:val="17"/>
-              </w:rPr>
-              <w:t>120x</w:t>
-            </w:r>
-          </w:p>
-        </w:tc>
-      </w:tr>
     </w:tbl>
     <w:p>
       <w:pPr>
@@ -1471,7 +1500,7 @@
     <w:p>
       <w:pPr>
         <w:keepNext/>
-        <w:spacing w:before="240" w:after="80"/>
+        <w:spacing w:before="200" w:after="60"/>
       </w:pPr>
       <w:r>
         <w:rPr>
@@ -1479,494 +1508,7 @@
           <w:b/>
           <w:i w:val="0"/>
           <w:color w:val="1C4A73"/>
-          <w:sz w:val="23"/>
-        </w:rPr>
-        <w:t>Experience</w:t>
-      </w:r>
-    </w:p>
-    <w:tbl>
-      <w:tblPr>
-        <w:tblStyle w:val="TableGrid"/>
-        <w:tblW w:type="auto" w:w="0"/>
-        <w:jc w:val="center"/>
-        <w:tblLayout w:type="autofit"/>
-        <w:tblLook w:firstColumn="1" w:firstRow="1" w:lastColumn="0" w:lastRow="0" w:noHBand="0" w:noVBand="1" w:val="04A0"/>
-      </w:tblPr>
-      <w:tblGrid>
-        <w:gridCol w:w="3213"/>
-        <w:gridCol w:w="3213"/>
-        <w:gridCol w:w="3213"/>
-      </w:tblGrid>
-      <w:tr>
-        <w:trPr>
-          <w:tblHeader w:val="true"/>
-        </w:trPr>
-        <w:tc>
-          <w:tcPr>
-            <w:tcW w:type="dxa" w:w="3213"/>
-            <w:shd w:val="clear" w:color="auto" w:fill="0F2C4A"/>
-          </w:tcPr>
-          <w:p>
-            <w:pPr>
-              <w:spacing w:after="40" w:before="40"/>
-            </w:pPr>
-            <w:r/>
-            <w:r>
-              <w:rPr>
-                <w:rFonts w:ascii="Calibri" w:hAnsi="Calibri"/>
-                <w:b/>
-                <w:i w:val="0"/>
-                <w:color w:val="FFFFFF"/>
-                <w:sz w:val="17"/>
-              </w:rPr>
-              <w:t>Period</w:t>
-            </w:r>
-          </w:p>
-        </w:tc>
-        <w:tc>
-          <w:tcPr>
-            <w:tcW w:type="dxa" w:w="3213"/>
-            <w:shd w:val="clear" w:color="auto" w:fill="0F2C4A"/>
-          </w:tcPr>
-          <w:p>
-            <w:pPr>
-              <w:spacing w:after="40" w:before="40"/>
-            </w:pPr>
-            <w:r/>
-            <w:r>
-              <w:rPr>
-                <w:rFonts w:ascii="Calibri" w:hAnsi="Calibri"/>
-                <w:b/>
-                <w:i w:val="0"/>
-                <w:color w:val="FFFFFF"/>
-                <w:sz w:val="17"/>
-              </w:rPr>
-              <w:t>Role</w:t>
-            </w:r>
-          </w:p>
-        </w:tc>
-        <w:tc>
-          <w:tcPr>
-            <w:tcW w:type="dxa" w:w="3213"/>
-            <w:shd w:val="clear" w:color="auto" w:fill="0F2C4A"/>
-          </w:tcPr>
-          <w:p>
-            <w:pPr>
-              <w:spacing w:after="40" w:before="40"/>
-            </w:pPr>
-            <w:r/>
-            <w:r>
-              <w:rPr>
-                <w:rFonts w:ascii="Calibri" w:hAnsi="Calibri"/>
-                <w:b/>
-                <w:i w:val="0"/>
-                <w:color w:val="FFFFFF"/>
-                <w:sz w:val="17"/>
-              </w:rPr>
-              <w:t>Organisation</w:t>
-            </w:r>
-          </w:p>
-        </w:tc>
-      </w:tr>
-      <w:tr>
-        <w:tc>
-          <w:tcPr>
-            <w:tcW w:type="dxa" w:w="3213"/>
-          </w:tcPr>
-          <w:p>
-            <w:pPr>
-              <w:spacing w:after="40" w:before="40"/>
-            </w:pPr>
-            <w:r/>
-            <w:r>
-              <w:rPr>
-                <w:rFonts w:ascii="Cambria" w:hAnsi="Cambria"/>
-                <w:b w:val="0"/>
-                <w:i w:val="0"/>
-                <w:sz w:val="17"/>
-              </w:rPr>
-              <w:t>Jun 2026 — present</w:t>
-            </w:r>
-          </w:p>
-        </w:tc>
-        <w:tc>
-          <w:tcPr>
-            <w:tcW w:type="dxa" w:w="3213"/>
-          </w:tcPr>
-          <w:p>
-            <w:pPr>
-              <w:spacing w:after="40" w:before="40"/>
-            </w:pPr>
-            <w:r/>
-            <w:r>
-              <w:rPr>
-                <w:rFonts w:ascii="Cambria" w:hAnsi="Cambria"/>
-                <w:b w:val="0"/>
-                <w:i w:val="0"/>
-                <w:sz w:val="17"/>
-              </w:rPr>
-              <w:t>Independent Investment Advisor &amp; Consultant</w:t>
-            </w:r>
-          </w:p>
-        </w:tc>
-        <w:tc>
-          <w:tcPr>
-            <w:tcW w:type="dxa" w:w="3213"/>
-          </w:tcPr>
-          <w:p>
-            <w:pPr>
-              <w:spacing w:after="40" w:before="40"/>
-            </w:pPr>
-            <w:r/>
-            <w:r>
-              <w:rPr>
-                <w:rFonts w:ascii="Cambria" w:hAnsi="Cambria"/>
-                <w:b w:val="0"/>
-                <w:i w:val="0"/>
-                <w:sz w:val="17"/>
-              </w:rPr>
-              <w:t>Private Practice</w:t>
-            </w:r>
-          </w:p>
-        </w:tc>
-      </w:tr>
-      <w:tr>
-        <w:tc>
-          <w:tcPr>
-            <w:tcW w:type="dxa" w:w="3213"/>
-            <w:shd w:val="clear" w:color="auto" w:fill="F2F5F8"/>
-          </w:tcPr>
-          <w:p>
-            <w:pPr>
-              <w:spacing w:after="40" w:before="40"/>
-            </w:pPr>
-            <w:r/>
-            <w:r>
-              <w:rPr>
-                <w:rFonts w:ascii="Cambria" w:hAnsi="Cambria"/>
-                <w:b w:val="0"/>
-                <w:i w:val="0"/>
-                <w:sz w:val="17"/>
-              </w:rPr>
-              <w:t>2025 — 2026</w:t>
-            </w:r>
-          </w:p>
-        </w:tc>
-        <w:tc>
-          <w:tcPr>
-            <w:tcW w:type="dxa" w:w="3213"/>
-            <w:shd w:val="clear" w:color="auto" w:fill="F2F5F8"/>
-          </w:tcPr>
-          <w:p>
-            <w:pPr>
-              <w:spacing w:after="40" w:before="40"/>
-            </w:pPr>
-            <w:r/>
-            <w:r>
-              <w:rPr>
-                <w:rFonts w:ascii="Cambria" w:hAnsi="Cambria"/>
-                <w:b w:val="0"/>
-                <w:i w:val="0"/>
-                <w:sz w:val="17"/>
-              </w:rPr>
-              <w:t>Syndicate Lead &amp; Head of Investment</w:t>
-            </w:r>
-          </w:p>
-        </w:tc>
-        <w:tc>
-          <w:tcPr>
-            <w:tcW w:type="dxa" w:w="3213"/>
-            <w:shd w:val="clear" w:color="auto" w:fill="F2F5F8"/>
-          </w:tcPr>
-          <w:p>
-            <w:pPr>
-              <w:spacing w:after="40" w:before="40"/>
-            </w:pPr>
-            <w:r/>
-            <w:r>
-              <w:rPr>
-                <w:rFonts w:ascii="Cambria" w:hAnsi="Cambria"/>
-                <w:b w:val="0"/>
-                <w:i w:val="0"/>
-                <w:sz w:val="17"/>
-              </w:rPr>
-              <w:t>Multiples Ventures</w:t>
-            </w:r>
-          </w:p>
-        </w:tc>
-      </w:tr>
-      <w:tr>
-        <w:tc>
-          <w:tcPr>
-            <w:tcW w:type="dxa" w:w="3213"/>
-          </w:tcPr>
-          <w:p>
-            <w:pPr>
-              <w:spacing w:after="40" w:before="40"/>
-            </w:pPr>
-            <w:r/>
-            <w:r>
-              <w:rPr>
-                <w:rFonts w:ascii="Cambria" w:hAnsi="Cambria"/>
-                <w:b w:val="0"/>
-                <w:i w:val="0"/>
-                <w:sz w:val="17"/>
-              </w:rPr>
-              <w:t>2024 — 2025</w:t>
-            </w:r>
-          </w:p>
-        </w:tc>
-        <w:tc>
-          <w:tcPr>
-            <w:tcW w:type="dxa" w:w="3213"/>
-          </w:tcPr>
-          <w:p>
-            <w:pPr>
-              <w:spacing w:after="40" w:before="40"/>
-            </w:pPr>
-            <w:r/>
-            <w:r>
-              <w:rPr>
-                <w:rFonts w:ascii="Cambria" w:hAnsi="Cambria"/>
-                <w:b w:val="0"/>
-                <w:i w:val="0"/>
-                <w:sz w:val="17"/>
-              </w:rPr>
-              <w:t>Senior Investment Analyst</w:t>
-            </w:r>
-          </w:p>
-        </w:tc>
-        <w:tc>
-          <w:tcPr>
-            <w:tcW w:type="dxa" w:w="3213"/>
-          </w:tcPr>
-          <w:p>
-            <w:pPr>
-              <w:spacing w:after="40" w:before="40"/>
-            </w:pPr>
-            <w:r/>
-            <w:r>
-              <w:rPr>
-                <w:rFonts w:ascii="Cambria" w:hAnsi="Cambria"/>
-                <w:b w:val="0"/>
-                <w:i w:val="0"/>
-                <w:sz w:val="17"/>
-              </w:rPr>
-              <w:t>Multiples Ventures</w:t>
-            </w:r>
-          </w:p>
-        </w:tc>
-      </w:tr>
-      <w:tr>
-        <w:tc>
-          <w:tcPr>
-            <w:tcW w:type="dxa" w:w="3213"/>
-            <w:shd w:val="clear" w:color="auto" w:fill="F2F5F8"/>
-          </w:tcPr>
-          <w:p>
-            <w:pPr>
-              <w:spacing w:after="40" w:before="40"/>
-            </w:pPr>
-            <w:r/>
-            <w:r>
-              <w:rPr>
-                <w:rFonts w:ascii="Cambria" w:hAnsi="Cambria"/>
-                <w:b w:val="0"/>
-                <w:i w:val="0"/>
-                <w:sz w:val="17"/>
-              </w:rPr>
-              <w:t>2024 — present</w:t>
-            </w:r>
-          </w:p>
-        </w:tc>
-        <w:tc>
-          <w:tcPr>
-            <w:tcW w:type="dxa" w:w="3213"/>
-            <w:shd w:val="clear" w:color="auto" w:fill="F2F5F8"/>
-          </w:tcPr>
-          <w:p>
-            <w:pPr>
-              <w:spacing w:after="40" w:before="40"/>
-            </w:pPr>
-            <w:r/>
-            <w:r>
-              <w:rPr>
-                <w:rFonts w:ascii="Cambria" w:hAnsi="Cambria"/>
-                <w:b w:val="0"/>
-                <w:i w:val="0"/>
-                <w:sz w:val="17"/>
-              </w:rPr>
-              <w:t>Startup Investment Mentor</w:t>
-            </w:r>
-          </w:p>
-        </w:tc>
-        <w:tc>
-          <w:tcPr>
-            <w:tcW w:type="dxa" w:w="3213"/>
-            <w:shd w:val="clear" w:color="auto" w:fill="F2F5F8"/>
-          </w:tcPr>
-          <w:p>
-            <w:pPr>
-              <w:spacing w:after="40" w:before="40"/>
-            </w:pPr>
-            <w:r/>
-            <w:r>
-              <w:rPr>
-                <w:rFonts w:ascii="Cambria" w:hAnsi="Cambria"/>
-                <w:b w:val="0"/>
-                <w:i w:val="0"/>
-                <w:sz w:val="17"/>
-              </w:rPr>
-              <w:t>Startupbootcamp · VC4A</w:t>
-            </w:r>
-          </w:p>
-        </w:tc>
-      </w:tr>
-      <w:tr>
-        <w:tc>
-          <w:tcPr>
-            <w:tcW w:type="dxa" w:w="3213"/>
-          </w:tcPr>
-          <w:p>
-            <w:pPr>
-              <w:spacing w:after="40" w:before="40"/>
-            </w:pPr>
-            <w:r/>
-            <w:r>
-              <w:rPr>
-                <w:rFonts w:ascii="Cambria" w:hAnsi="Cambria"/>
-                <w:b w:val="0"/>
-                <w:i w:val="0"/>
-                <w:sz w:val="17"/>
-              </w:rPr>
-              <w:t>2022 — 2023</w:t>
-            </w:r>
-          </w:p>
-        </w:tc>
-        <w:tc>
-          <w:tcPr>
-            <w:tcW w:type="dxa" w:w="3213"/>
-          </w:tcPr>
-          <w:p>
-            <w:pPr>
-              <w:spacing w:after="40" w:before="40"/>
-            </w:pPr>
-            <w:r/>
-            <w:r>
-              <w:rPr>
-                <w:rFonts w:ascii="Cambria" w:hAnsi="Cambria"/>
-                <w:b w:val="0"/>
-                <w:i w:val="0"/>
-                <w:sz w:val="17"/>
-              </w:rPr>
-              <w:t>Investment Unit Supervisor</w:t>
-            </w:r>
-          </w:p>
-        </w:tc>
-        <w:tc>
-          <w:tcPr>
-            <w:tcW w:type="dxa" w:w="3213"/>
-          </w:tcPr>
-          <w:p>
-            <w:pPr>
-              <w:spacing w:after="40" w:before="40"/>
-            </w:pPr>
-            <w:r/>
-            <w:r>
-              <w:rPr>
-                <w:rFonts w:ascii="Cambria" w:hAnsi="Cambria"/>
-                <w:b w:val="0"/>
-                <w:i w:val="0"/>
-                <w:sz w:val="17"/>
-              </w:rPr>
-              <w:t>G. World MENA</w:t>
-            </w:r>
-          </w:p>
-        </w:tc>
-      </w:tr>
-      <w:tr>
-        <w:tc>
-          <w:tcPr>
-            <w:tcW w:type="dxa" w:w="3213"/>
-            <w:shd w:val="clear" w:color="auto" w:fill="F2F5F8"/>
-          </w:tcPr>
-          <w:p>
-            <w:pPr>
-              <w:spacing w:after="40" w:before="40"/>
-            </w:pPr>
-            <w:r/>
-            <w:r>
-              <w:rPr>
-                <w:rFonts w:ascii="Cambria" w:hAnsi="Cambria"/>
-                <w:b w:val="0"/>
-                <w:i w:val="0"/>
-                <w:sz w:val="17"/>
-              </w:rPr>
-              <w:t>2020 — 2022</w:t>
-            </w:r>
-          </w:p>
-        </w:tc>
-        <w:tc>
-          <w:tcPr>
-            <w:tcW w:type="dxa" w:w="3213"/>
-            <w:shd w:val="clear" w:color="auto" w:fill="F2F5F8"/>
-          </w:tcPr>
-          <w:p>
-            <w:pPr>
-              <w:spacing w:after="40" w:before="40"/>
-            </w:pPr>
-            <w:r/>
-            <w:r>
-              <w:rPr>
-                <w:rFonts w:ascii="Cambria" w:hAnsi="Cambria"/>
-                <w:b w:val="0"/>
-                <w:i w:val="0"/>
-                <w:sz w:val="17"/>
-              </w:rPr>
-              <w:t>Investment Analyst</w:t>
-            </w:r>
-          </w:p>
-        </w:tc>
-        <w:tc>
-          <w:tcPr>
-            <w:tcW w:type="dxa" w:w="3213"/>
-            <w:shd w:val="clear" w:color="auto" w:fill="F2F5F8"/>
-          </w:tcPr>
-          <w:p>
-            <w:pPr>
-              <w:spacing w:after="40" w:before="40"/>
-            </w:pPr>
-            <w:r/>
-            <w:r>
-              <w:rPr>
-                <w:rFonts w:ascii="Cambria" w:hAnsi="Cambria"/>
-                <w:b w:val="0"/>
-                <w:i w:val="0"/>
-                <w:sz w:val="17"/>
-              </w:rPr>
-              <w:t>G. World MENA</w:t>
-            </w:r>
-          </w:p>
-        </w:tc>
-      </w:tr>
-    </w:tbl>
-    <w:p>
-      <w:pPr>
-        <w:spacing w:after="40"/>
-      </w:pPr>
-    </w:p>
-    <w:p>
-      <w:pPr>
-        <w:keepNext/>
-        <w:spacing w:before="240" w:after="80"/>
-      </w:pPr>
-      <w:r>
-        <w:rPr>
-          <w:rFonts w:ascii="Calibri" w:hAnsi="Calibri"/>
-          <w:b/>
-          <w:i w:val="0"/>
-          <w:color w:val="1C4A73"/>
-          <w:sz w:val="23"/>
+          <w:sz w:val="21"/>
         </w:rPr>
         <w:t>Recognition</w:t>
       </w:r>
@@ -2042,31 +1584,8 @@
     </w:p>
     <w:p>
       <w:pPr>
-        <w:pStyle w:val="ListBullet"/>
-        <w:spacing w:after="60"/>
-        <w:ind w:left="397"/>
-      </w:pPr>
-      <w:r>
-        <w:rPr>
-          <w:rFonts w:ascii="Cambria" w:hAnsi="Cambria"/>
-          <w:b/>
-          <w:i w:val="0"/>
-        </w:rPr>
-        <w:t>+120x</w:t>
-      </w:r>
-      <w:r>
-        <w:rPr>
-          <w:rFonts w:ascii="Cambria" w:hAnsi="Cambria"/>
-          <w:b w:val="0"/>
-          <w:i w:val="0"/>
-        </w:rPr>
-        <w:t xml:space="preserve"> simulated growth-stage DPI and +6x early-stage DPI, VC Fund Manager Masterclass.</w:t>
-      </w:r>
-    </w:p>
-    <w:p>
-      <w:pPr>
         <w:keepNext/>
-        <w:spacing w:before="240" w:after="80"/>
+        <w:spacing w:before="200" w:after="60"/>
       </w:pPr>
       <w:r>
         <w:rPr>
@@ -2074,7 +1593,7 @@
           <w:b/>
           <w:i w:val="0"/>
           <w:color w:val="1C4A73"/>
-          <w:sz w:val="23"/>
+          <w:sz w:val="21"/>
         </w:rPr>
         <w:t>Credentials</w:t>
       </w:r>
@@ -2089,13 +1608,13 @@
           <w:b w:val="0"/>
           <w:i w:val="0"/>
         </w:rPr>
-        <w:t>CFA Level I (CFA Institute) · VC &amp; Private Equity (Bocconi) · Advanced Valuation (Erasmus Rotterdam) · Investment Banking virtual experience (J.P. Morgan) · Alternative Investing (Apollo Academy) · Data Analysis (Dubai Future Foundation).</w:t>
+        <w:t>CFA Level I (CFA Institute) · VC &amp; Private Equity (Bocconi) · Advanced Valuation (Erasmus Rotterdam) · Investment Banking virtual experience (J.P. Morgan) · Alternative Investing (Apollo Academy).</w:t>
       </w:r>
     </w:p>
     <w:p>
       <w:pPr>
         <w:keepNext/>
-        <w:spacing w:before="240" w:after="80"/>
+        <w:spacing w:before="200" w:after="60"/>
       </w:pPr>
       <w:r>
         <w:rPr>
@@ -2103,7 +1622,7 @@
           <w:b/>
           <w:i w:val="0"/>
           <w:color w:val="1C4A73"/>
-          <w:sz w:val="23"/>
+          <w:sz w:val="21"/>
         </w:rPr>
         <w:t>Sectors covered</w:t>
       </w:r>
@@ -2124,7 +1643,7 @@
     <w:p>
       <w:pPr>
         <w:keepNext/>
-        <w:spacing w:before="240" w:after="80"/>
+        <w:spacing w:before="200" w:after="60"/>
       </w:pPr>
       <w:r>
         <w:rPr>
@@ -2132,7 +1651,7 @@
           <w:b/>
           <w:i w:val="0"/>
           <w:color w:val="1C4A73"/>
-          <w:sz w:val="23"/>
+          <w:sz w:val="21"/>
         </w:rPr>
         <w:t>Speaking and media</w:t>
       </w:r>
@@ -2164,6 +1683,688 @@
           <w:i w:val="0"/>
         </w:rPr>
         <w:t xml:space="preserve"> LinkedIn newsletter · YouTube founder-education channel.</w:t>
+      </w:r>
+    </w:p>
+    <w:p>
+      <w:pPr>
+        <w:keepNext/>
+        <w:spacing w:before="240" w:after="80"/>
+      </w:pPr>
+      <w:r>
+        <w:rPr>
+          <w:rFonts w:ascii="Calibri" w:hAnsi="Calibri"/>
+          <w:b/>
+          <w:i w:val="0"/>
+          <w:color w:val="1C4A73"/>
+          <w:sz w:val="23"/>
+        </w:rPr>
+        <w:t>Mustafa [ insert full name ] — Business &amp; Investment Consultant</w:t>
+      </w:r>
+    </w:p>
+    <w:p>
+      <w:pPr>
+        <w:spacing w:before="140" w:after="180"/>
+        <w:ind w:left="283" w:right="170"/>
+        <w:pBdr>
+          <w:left w:val="single" w:sz="18" w:space="8" w:color="0F2C4A"/>
+        </w:pBdr>
+        <w:shd w:val="clear" w:color="auto" w:fill="EEF3F8"/>
+      </w:pPr>
+      <w:r>
+        <w:rPr>
+          <w:rFonts w:ascii="Cambria" w:hAnsi="Cambria"/>
+          <w:b/>
+          <w:i w:val="0"/>
+          <w:color w:val="1C3A55"/>
+          <w:sz w:val="19"/>
+        </w:rPr>
+        <w:t>To complete before sending.</w:t>
+      </w:r>
+      <w:r>
+        <w:rPr>
+          <w:rFonts w:ascii="Cambria" w:hAnsi="Cambria"/>
+          <w:b w:val="0"/>
+          <w:i w:val="0"/>
+          <w:color w:val="1C3A55"/>
+          <w:sz w:val="19"/>
+        </w:rPr>
+        <w:t xml:space="preserve"> The block below is a template. Fill it in with Mustafa's actual background — do not send this proposal with placeholder text in it.</w:t>
+      </w:r>
+    </w:p>
+    <w:p>
+      <w:pPr>
+        <w:spacing w:after="120"/>
+      </w:pPr>
+      <w:r>
+        <w:rPr>
+          <w:rFonts w:ascii="Cambria" w:hAnsi="Cambria"/>
+          <w:b w:val="0"/>
+          <w:i w:val="0"/>
+        </w:rPr>
+        <w:t>[ Insert a short professional summary: where Mustafa is based, years of experience, specialisations, and the parts of this engagement he leads. ]</w:t>
+      </w:r>
+    </w:p>
+    <w:p>
+      <w:pPr>
+        <w:keepNext/>
+        <w:spacing w:before="200" w:after="60"/>
+      </w:pPr>
+      <w:r>
+        <w:rPr>
+          <w:rFonts w:ascii="Calibri" w:hAnsi="Calibri"/>
+          <w:b/>
+          <w:i w:val="0"/>
+          <w:color w:val="1C4A73"/>
+          <w:sz w:val="21"/>
+        </w:rPr>
+        <w:t>Track record</w:t>
+      </w:r>
+    </w:p>
+    <w:tbl>
+      <w:tblPr>
+        <w:tblStyle w:val="TableGrid"/>
+        <w:tblW w:type="auto" w:w="0"/>
+        <w:jc w:val="center"/>
+        <w:tblLayout w:type="autofit"/>
+        <w:tblLook w:firstColumn="1" w:firstRow="1" w:lastColumn="0" w:lastRow="0" w:noHBand="0" w:noVBand="1" w:val="04A0"/>
+      </w:tblPr>
+      <w:tblGrid>
+        <w:gridCol w:w="4819"/>
+        <w:gridCol w:w="4819"/>
+      </w:tblGrid>
+      <w:tr>
+        <w:trPr>
+          <w:tblHeader w:val="true"/>
+        </w:trPr>
+        <w:tc>
+          <w:tcPr>
+            <w:tcW w:type="dxa" w:w="4819"/>
+            <w:shd w:val="clear" w:color="auto" w:fill="0F2C4A"/>
+          </w:tcPr>
+          <w:p>
+            <w:pPr>
+              <w:spacing w:after="40" w:before="40"/>
+            </w:pPr>
+            <w:r/>
+            <w:r>
+              <w:rPr>
+                <w:rFonts w:ascii="Calibri" w:hAnsi="Calibri"/>
+                <w:b/>
+                <w:i w:val="0"/>
+                <w:color w:val="FFFFFF"/>
+                <w:sz w:val="17"/>
+              </w:rPr>
+              <w:t>Metric</w:t>
+            </w:r>
+          </w:p>
+        </w:tc>
+        <w:tc>
+          <w:tcPr>
+            <w:tcW w:type="dxa" w:w="4819"/>
+            <w:shd w:val="clear" w:color="auto" w:fill="0F2C4A"/>
+          </w:tcPr>
+          <w:p>
+            <w:pPr>
+              <w:spacing w:after="40" w:before="40"/>
+            </w:pPr>
+            <w:r/>
+            <w:r>
+              <w:rPr>
+                <w:rFonts w:ascii="Calibri" w:hAnsi="Calibri"/>
+                <w:b/>
+                <w:i w:val="0"/>
+                <w:color w:val="FFFFFF"/>
+                <w:sz w:val="17"/>
+              </w:rPr>
+              <w:t>Figure</w:t>
+            </w:r>
+          </w:p>
+        </w:tc>
+      </w:tr>
+      <w:tr>
+        <w:tc>
+          <w:tcPr>
+            <w:tcW w:type="dxa" w:w="4819"/>
+          </w:tcPr>
+          <w:p>
+            <w:pPr>
+              <w:spacing w:after="40" w:before="40"/>
+            </w:pPr>
+            <w:r/>
+            <w:r>
+              <w:rPr>
+                <w:rFonts w:ascii="Cambria" w:hAnsi="Cambria"/>
+                <w:b w:val="0"/>
+                <w:i w:val="0"/>
+                <w:sz w:val="17"/>
+              </w:rPr>
+              <w:t>[ Insert metric ]</w:t>
+            </w:r>
+          </w:p>
+        </w:tc>
+        <w:tc>
+          <w:tcPr>
+            <w:tcW w:type="dxa" w:w="4819"/>
+          </w:tcPr>
+          <w:p>
+            <w:pPr>
+              <w:spacing w:after="40" w:before="40"/>
+            </w:pPr>
+            <w:r/>
+            <w:r>
+              <w:rPr>
+                <w:rFonts w:ascii="Cambria" w:hAnsi="Cambria"/>
+                <w:b w:val="0"/>
+                <w:i w:val="0"/>
+                <w:sz w:val="17"/>
+              </w:rPr>
+              <w:t>[ Insert figure ]</w:t>
+            </w:r>
+          </w:p>
+        </w:tc>
+      </w:tr>
+      <w:tr>
+        <w:tc>
+          <w:tcPr>
+            <w:tcW w:type="dxa" w:w="4819"/>
+            <w:shd w:val="clear" w:color="auto" w:fill="F2F5F8"/>
+          </w:tcPr>
+          <w:p>
+            <w:pPr>
+              <w:spacing w:after="40" w:before="40"/>
+            </w:pPr>
+            <w:r/>
+            <w:r>
+              <w:rPr>
+                <w:rFonts w:ascii="Cambria" w:hAnsi="Cambria"/>
+                <w:b w:val="0"/>
+                <w:i w:val="0"/>
+                <w:sz w:val="17"/>
+              </w:rPr>
+              <w:t>[ Insert metric ]</w:t>
+            </w:r>
+          </w:p>
+        </w:tc>
+        <w:tc>
+          <w:tcPr>
+            <w:tcW w:type="dxa" w:w="4819"/>
+            <w:shd w:val="clear" w:color="auto" w:fill="F2F5F8"/>
+          </w:tcPr>
+          <w:p>
+            <w:pPr>
+              <w:spacing w:after="40" w:before="40"/>
+            </w:pPr>
+            <w:r/>
+            <w:r>
+              <w:rPr>
+                <w:rFonts w:ascii="Cambria" w:hAnsi="Cambria"/>
+                <w:b w:val="0"/>
+                <w:i w:val="0"/>
+                <w:sz w:val="17"/>
+              </w:rPr>
+              <w:t>[ Insert figure ]</w:t>
+            </w:r>
+          </w:p>
+        </w:tc>
+      </w:tr>
+      <w:tr>
+        <w:tc>
+          <w:tcPr>
+            <w:tcW w:type="dxa" w:w="4819"/>
+          </w:tcPr>
+          <w:p>
+            <w:pPr>
+              <w:spacing w:after="40" w:before="40"/>
+            </w:pPr>
+            <w:r/>
+            <w:r>
+              <w:rPr>
+                <w:rFonts w:ascii="Cambria" w:hAnsi="Cambria"/>
+                <w:b w:val="0"/>
+                <w:i w:val="0"/>
+                <w:sz w:val="17"/>
+              </w:rPr>
+              <w:t>[ Insert metric ]</w:t>
+            </w:r>
+          </w:p>
+        </w:tc>
+        <w:tc>
+          <w:tcPr>
+            <w:tcW w:type="dxa" w:w="4819"/>
+          </w:tcPr>
+          <w:p>
+            <w:pPr>
+              <w:spacing w:after="40" w:before="40"/>
+            </w:pPr>
+            <w:r/>
+            <w:r>
+              <w:rPr>
+                <w:rFonts w:ascii="Cambria" w:hAnsi="Cambria"/>
+                <w:b w:val="0"/>
+                <w:i w:val="0"/>
+                <w:sz w:val="17"/>
+              </w:rPr>
+              <w:t>[ Insert figure ]</w:t>
+            </w:r>
+          </w:p>
+        </w:tc>
+      </w:tr>
+    </w:tbl>
+    <w:p>
+      <w:pPr>
+        <w:spacing w:after="40"/>
+      </w:pPr>
+    </w:p>
+    <w:p>
+      <w:pPr>
+        <w:keepNext/>
+        <w:spacing w:before="200" w:after="60"/>
+      </w:pPr>
+      <w:r>
+        <w:rPr>
+          <w:rFonts w:ascii="Calibri" w:hAnsi="Calibri"/>
+          <w:b/>
+          <w:i w:val="0"/>
+          <w:color w:val="1C4A73"/>
+          <w:sz w:val="21"/>
+        </w:rPr>
+        <w:t>Credentials</w:t>
+      </w:r>
+    </w:p>
+    <w:p>
+      <w:pPr>
+        <w:spacing w:after="120"/>
+      </w:pPr>
+      <w:r>
+        <w:rPr>
+          <w:rFonts w:ascii="Cambria" w:hAnsi="Cambria"/>
+          <w:b w:val="0"/>
+          <w:i w:val="0"/>
+        </w:rPr>
+        <w:t>[ Insert qualifications, certifications and relevant training. ]</w:t>
+      </w:r>
+    </w:p>
+    <w:p>
+      <w:pPr>
+        <w:keepNext/>
+        <w:spacing w:before="200" w:after="60"/>
+      </w:pPr>
+      <w:r>
+        <w:rPr>
+          <w:rFonts w:ascii="Calibri" w:hAnsi="Calibri"/>
+          <w:b/>
+          <w:i w:val="0"/>
+          <w:color w:val="1C4A73"/>
+          <w:sz w:val="21"/>
+        </w:rPr>
+        <w:t>Sectors covered</w:t>
+      </w:r>
+    </w:p>
+    <w:p>
+      <w:pPr>
+        <w:spacing w:after="120"/>
+      </w:pPr>
+      <w:r>
+        <w:rPr>
+          <w:rFonts w:ascii="Cambria" w:hAnsi="Cambria"/>
+          <w:b w:val="0"/>
+          <w:i w:val="0"/>
+        </w:rPr>
+        <w:t>[ Insert sectors. ]</w:t>
+      </w:r>
+    </w:p>
+    <w:p>
+      <w:pPr>
+        <w:keepNext/>
+        <w:spacing w:before="240" w:after="80"/>
+      </w:pPr>
+      <w:r>
+        <w:rPr>
+          <w:rFonts w:ascii="Calibri" w:hAnsi="Calibri"/>
+          <w:b/>
+          <w:i w:val="0"/>
+          <w:color w:val="1C4A73"/>
+          <w:sz w:val="23"/>
+        </w:rPr>
+        <w:t>How the two of us split the work</w:t>
+      </w:r>
+    </w:p>
+    <w:tbl>
+      <w:tblPr>
+        <w:tblStyle w:val="TableGrid"/>
+        <w:tblW w:type="auto" w:w="0"/>
+        <w:jc w:val="center"/>
+        <w:tblLayout w:type="autofit"/>
+        <w:tblLook w:firstColumn="1" w:firstRow="1" w:lastColumn="0" w:lastRow="0" w:noHBand="0" w:noVBand="1" w:val="04A0"/>
+      </w:tblPr>
+      <w:tblGrid>
+        <w:gridCol w:w="4819"/>
+        <w:gridCol w:w="4819"/>
+      </w:tblGrid>
+      <w:tr>
+        <w:trPr>
+          <w:tblHeader w:val="true"/>
+        </w:trPr>
+        <w:tc>
+          <w:tcPr>
+            <w:tcW w:type="dxa" w:w="4819"/>
+            <w:shd w:val="clear" w:color="auto" w:fill="0F2C4A"/>
+          </w:tcPr>
+          <w:p>
+            <w:pPr>
+              <w:spacing w:after="40" w:before="40"/>
+            </w:pPr>
+            <w:r/>
+            <w:r>
+              <w:rPr>
+                <w:rFonts w:ascii="Calibri" w:hAnsi="Calibri"/>
+                <w:b/>
+                <w:i w:val="0"/>
+                <w:color w:val="FFFFFF"/>
+                <w:sz w:val="17"/>
+              </w:rPr>
+              <w:t>Workstream</w:t>
+            </w:r>
+          </w:p>
+        </w:tc>
+        <w:tc>
+          <w:tcPr>
+            <w:tcW w:type="dxa" w:w="4819"/>
+            <w:shd w:val="clear" w:color="auto" w:fill="0F2C4A"/>
+          </w:tcPr>
+          <w:p>
+            <w:pPr>
+              <w:spacing w:after="40" w:before="40"/>
+            </w:pPr>
+            <w:r/>
+            <w:r>
+              <w:rPr>
+                <w:rFonts w:ascii="Calibri" w:hAnsi="Calibri"/>
+                <w:b/>
+                <w:i w:val="0"/>
+                <w:color w:val="FFFFFF"/>
+                <w:sz w:val="17"/>
+              </w:rPr>
+              <w:t>Lead</w:t>
+            </w:r>
+          </w:p>
+        </w:tc>
+      </w:tr>
+      <w:tr>
+        <w:tc>
+          <w:tcPr>
+            <w:tcW w:type="dxa" w:w="4819"/>
+          </w:tcPr>
+          <w:p>
+            <w:pPr>
+              <w:spacing w:after="40" w:before="40"/>
+            </w:pPr>
+            <w:r/>
+            <w:r>
+              <w:rPr>
+                <w:rFonts w:ascii="Cambria" w:hAnsi="Cambria"/>
+                <w:b w:val="0"/>
+                <w:i w:val="0"/>
+                <w:sz w:val="17"/>
+              </w:rPr>
+              <w:t>Story, positioning and market (Workstream A)</w:t>
+            </w:r>
+          </w:p>
+        </w:tc>
+        <w:tc>
+          <w:tcPr>
+            <w:tcW w:type="dxa" w:w="4819"/>
+          </w:tcPr>
+          <w:p>
+            <w:pPr>
+              <w:spacing w:after="40" w:before="40"/>
+            </w:pPr>
+            <w:r/>
+            <w:r>
+              <w:rPr>
+                <w:rFonts w:ascii="Cambria" w:hAnsi="Cambria"/>
+                <w:b w:val="0"/>
+                <w:i w:val="0"/>
+                <w:sz w:val="17"/>
+              </w:rPr>
+              <w:t>[ Abdelrhman / Mustafa ]</w:t>
+            </w:r>
+          </w:p>
+        </w:tc>
+      </w:tr>
+      <w:tr>
+        <w:tc>
+          <w:tcPr>
+            <w:tcW w:type="dxa" w:w="4819"/>
+            <w:shd w:val="clear" w:color="auto" w:fill="F2F5F8"/>
+          </w:tcPr>
+          <w:p>
+            <w:pPr>
+              <w:spacing w:after="40" w:before="40"/>
+            </w:pPr>
+            <w:r/>
+            <w:r>
+              <w:rPr>
+                <w:rFonts w:ascii="Cambria" w:hAnsi="Cambria"/>
+                <w:b w:val="0"/>
+                <w:i w:val="0"/>
+                <w:sz w:val="17"/>
+              </w:rPr>
+              <w:t>Financial model, expectations and valuation (Workstream B)</w:t>
+            </w:r>
+          </w:p>
+        </w:tc>
+        <w:tc>
+          <w:tcPr>
+            <w:tcW w:type="dxa" w:w="4819"/>
+            <w:shd w:val="clear" w:color="auto" w:fill="F2F5F8"/>
+          </w:tcPr>
+          <w:p>
+            <w:pPr>
+              <w:spacing w:after="40" w:before="40"/>
+            </w:pPr>
+            <w:r/>
+            <w:r>
+              <w:rPr>
+                <w:rFonts w:ascii="Cambria" w:hAnsi="Cambria"/>
+                <w:b w:val="0"/>
+                <w:i w:val="0"/>
+                <w:sz w:val="17"/>
+              </w:rPr>
+              <w:t>[ Abdelrhman / Mustafa ]</w:t>
+            </w:r>
+          </w:p>
+        </w:tc>
+      </w:tr>
+      <w:tr>
+        <w:tc>
+          <w:tcPr>
+            <w:tcW w:type="dxa" w:w="4819"/>
+          </w:tcPr>
+          <w:p>
+            <w:pPr>
+              <w:spacing w:after="40" w:before="40"/>
+            </w:pPr>
+            <w:r/>
+            <w:r>
+              <w:rPr>
+                <w:rFonts w:ascii="Cambria" w:hAnsi="Cambria"/>
+                <w:b w:val="0"/>
+                <w:i w:val="0"/>
+                <w:sz w:val="17"/>
+              </w:rPr>
+              <w:t>Data room construction (Workstream C)</w:t>
+            </w:r>
+          </w:p>
+        </w:tc>
+        <w:tc>
+          <w:tcPr>
+            <w:tcW w:type="dxa" w:w="4819"/>
+          </w:tcPr>
+          <w:p>
+            <w:pPr>
+              <w:spacing w:after="40" w:before="40"/>
+            </w:pPr>
+            <w:r/>
+            <w:r>
+              <w:rPr>
+                <w:rFonts w:ascii="Cambria" w:hAnsi="Cambria"/>
+                <w:b w:val="0"/>
+                <w:i w:val="0"/>
+                <w:sz w:val="17"/>
+              </w:rPr>
+              <w:t>[ Abdelrhman / Mustafa ]</w:t>
+            </w:r>
+          </w:p>
+        </w:tc>
+      </w:tr>
+      <w:tr>
+        <w:tc>
+          <w:tcPr>
+            <w:tcW w:type="dxa" w:w="4819"/>
+            <w:shd w:val="clear" w:color="auto" w:fill="F2F5F8"/>
+          </w:tcPr>
+          <w:p>
+            <w:pPr>
+              <w:spacing w:after="40" w:before="40"/>
+            </w:pPr>
+            <w:r/>
+            <w:r>
+              <w:rPr>
+                <w:rFonts w:ascii="Cambria" w:hAnsi="Cambria"/>
+                <w:b w:val="0"/>
+                <w:i w:val="0"/>
+                <w:sz w:val="17"/>
+              </w:rPr>
+              <w:t>Investor document set (Workstream D)</w:t>
+            </w:r>
+          </w:p>
+        </w:tc>
+        <w:tc>
+          <w:tcPr>
+            <w:tcW w:type="dxa" w:w="4819"/>
+            <w:shd w:val="clear" w:color="auto" w:fill="F2F5F8"/>
+          </w:tcPr>
+          <w:p>
+            <w:pPr>
+              <w:spacing w:after="40" w:before="40"/>
+            </w:pPr>
+            <w:r/>
+            <w:r>
+              <w:rPr>
+                <w:rFonts w:ascii="Cambria" w:hAnsi="Cambria"/>
+                <w:b w:val="0"/>
+                <w:i w:val="0"/>
+                <w:sz w:val="17"/>
+              </w:rPr>
+              <w:t>[ Abdelrhman / Mustafa ]</w:t>
+            </w:r>
+          </w:p>
+        </w:tc>
+      </w:tr>
+      <w:tr>
+        <w:tc>
+          <w:tcPr>
+            <w:tcW w:type="dxa" w:w="4819"/>
+          </w:tcPr>
+          <w:p>
+            <w:pPr>
+              <w:spacing w:after="40" w:before="40"/>
+            </w:pPr>
+            <w:r/>
+            <w:r>
+              <w:rPr>
+                <w:rFonts w:ascii="Cambria" w:hAnsi="Cambria"/>
+                <w:b w:val="0"/>
+                <w:i w:val="0"/>
+                <w:sz w:val="17"/>
+              </w:rPr>
+              <w:t>Fundraising strategy and investor outreach (Phase 2)</w:t>
+            </w:r>
+          </w:p>
+        </w:tc>
+        <w:tc>
+          <w:tcPr>
+            <w:tcW w:type="dxa" w:w="4819"/>
+          </w:tcPr>
+          <w:p>
+            <w:pPr>
+              <w:spacing w:after="40" w:before="40"/>
+            </w:pPr>
+            <w:r/>
+            <w:r>
+              <w:rPr>
+                <w:rFonts w:ascii="Cambria" w:hAnsi="Cambria"/>
+                <w:b w:val="0"/>
+                <w:i w:val="0"/>
+                <w:sz w:val="17"/>
+              </w:rPr>
+              <w:t>[ Abdelrhman / Mustafa ]</w:t>
+            </w:r>
+          </w:p>
+        </w:tc>
+      </w:tr>
+      <w:tr>
+        <w:tc>
+          <w:tcPr>
+            <w:tcW w:type="dxa" w:w="4819"/>
+            <w:shd w:val="clear" w:color="auto" w:fill="F2F5F8"/>
+          </w:tcPr>
+          <w:p>
+            <w:pPr>
+              <w:spacing w:after="40" w:before="40"/>
+            </w:pPr>
+            <w:r/>
+            <w:r>
+              <w:rPr>
+                <w:rFonts w:ascii="Cambria" w:hAnsi="Cambria"/>
+                <w:b w:val="0"/>
+                <w:i w:val="0"/>
+                <w:sz w:val="17"/>
+              </w:rPr>
+              <w:t>Single point of contact for Btakka</w:t>
+            </w:r>
+          </w:p>
+        </w:tc>
+        <w:tc>
+          <w:tcPr>
+            <w:tcW w:type="dxa" w:w="4819"/>
+            <w:shd w:val="clear" w:color="auto" w:fill="F2F5F8"/>
+          </w:tcPr>
+          <w:p>
+            <w:pPr>
+              <w:spacing w:after="40" w:before="40"/>
+            </w:pPr>
+            <w:r/>
+            <w:r>
+              <w:rPr>
+                <w:rFonts w:ascii="Cambria" w:hAnsi="Cambria"/>
+                <w:b w:val="0"/>
+                <w:i w:val="0"/>
+                <w:sz w:val="17"/>
+              </w:rPr>
+              <w:t>[ Abdelrhman / Mustafa ]</w:t>
+            </w:r>
+          </w:p>
+        </w:tc>
+      </w:tr>
+    </w:tbl>
+    <w:p>
+      <w:pPr>
+        <w:spacing w:after="40"/>
+      </w:pPr>
+    </w:p>
+    <w:p>
+      <w:pPr>
+        <w:spacing w:after="120"/>
+      </w:pPr>
+      <w:r>
+        <w:rPr>
+          <w:rFonts w:ascii="Cambria" w:hAnsi="Cambria"/>
+          <w:b w:val="0"/>
+          <w:i w:val="0"/>
+        </w:rPr>
+        <w:t>Both consultants attend every workshop. Whichever of us leads a workstream, both are accountable for it under the Consulting Agreement.</w:t>
       </w:r>
     </w:p>
     <w:p>
@@ -2928,21 +3129,6 @@
           <w:i w:val="0"/>
         </w:rPr>
         <w:t>Cash flow, burn rate, runway and current cash position statement</w:t>
-      </w:r>
-    </w:p>
-    <w:p>
-      <w:pPr>
-        <w:pStyle w:val="ListBullet"/>
-        <w:spacing w:after="60"/>
-        <w:ind w:left="397"/>
-      </w:pPr>
-      <w:r>
-        <w:rPr>
-          <w:rFonts w:ascii="Cambria" w:hAnsi="Cambria"/>
-          <w:b w:val="0"/>
-          <w:i w:val="0"/>
-        </w:rPr>
-        <w:t>Base / conservative / upside scenarios with sensitivity analysis</w:t>
       </w:r>
     </w:p>
     <w:p>
@@ -4280,7 +4466,7 @@
                 <w:i w:val="0"/>
                 <w:sz w:val="17"/>
               </w:rPr>
-              <w:t>Model review and challenge, scenarios, use of funds, valuation range</w:t>
+              <w:t>Model review and challenge, use of funds, valuation range</w:t>
             </w:r>
           </w:p>
         </w:tc>
@@ -5439,7 +5625,7 @@
                 <w:i w:val="0"/>
                 <w:sz w:val="17"/>
               </w:rPr>
-              <w:t>Scenario and sensitivity analysis</w:t>
+              <w:t>Use of Funds statement</w:t>
             </w:r>
           </w:p>
         </w:tc>
@@ -5459,7 +5645,7 @@
                 <w:i w:val="0"/>
                 <w:sz w:val="17"/>
               </w:rPr>
-              <w:t>Excel</w:t>
+              <w:t>Document</w:t>
             </w:r>
           </w:p>
         </w:tc>
@@ -5523,7 +5709,7 @@
                 <w:i w:val="0"/>
                 <w:sz w:val="17"/>
               </w:rPr>
-              <w:t>Use of Funds statement</w:t>
+              <w:t>Cap table (current and post-money)</w:t>
             </w:r>
           </w:p>
         </w:tc>
@@ -5544,7 +5730,7 @@
                 <w:i w:val="0"/>
                 <w:sz w:val="17"/>
               </w:rPr>
-              <w:t>Document</w:t>
+              <w:t>Excel</w:t>
             </w:r>
           </w:p>
         </w:tc>
@@ -5607,7 +5793,7 @@
                 <w:i w:val="0"/>
                 <w:sz w:val="17"/>
               </w:rPr>
-              <w:t>Cap table (current and post-money)</w:t>
+              <w:t>Valuation document</w:t>
             </w:r>
           </w:p>
         </w:tc>
@@ -5627,7 +5813,7 @@
                 <w:i w:val="0"/>
                 <w:sz w:val="17"/>
               </w:rPr>
-              <w:t>Excel</w:t>
+              <w:t>Document + model</w:t>
             </w:r>
           </w:p>
         </w:tc>
@@ -5691,7 +5877,7 @@
                 <w:i w:val="0"/>
                 <w:sz w:val="17"/>
               </w:rPr>
-              <w:t>Valuation document</w:t>
+              <w:t>Key metrics dashboard</w:t>
             </w:r>
           </w:p>
         </w:tc>
@@ -5712,7 +5898,7 @@
                 <w:i w:val="0"/>
                 <w:sz w:val="17"/>
               </w:rPr>
-              <w:t>Document + model</w:t>
+              <w:t>Excel</w:t>
             </w:r>
           </w:p>
         </w:tc>
@@ -5775,7 +5961,7 @@
                 <w:i w:val="0"/>
                 <w:sz w:val="17"/>
               </w:rPr>
-              <w:t>Key metrics dashboard</w:t>
+              <w:t>Go-to-market strategy</w:t>
             </w:r>
           </w:p>
         </w:tc>
@@ -5795,7 +5981,7 @@
                 <w:i w:val="0"/>
                 <w:sz w:val="17"/>
               </w:rPr>
-              <w:t>Excel</w:t>
+              <w:t>Document</w:t>
             </w:r>
           </w:p>
         </w:tc>
@@ -5859,7 +6045,7 @@
                 <w:i w:val="0"/>
                 <w:sz w:val="17"/>
               </w:rPr>
-              <w:t>Go-to-market strategy</w:t>
+              <w:t>Pitch deck (10–15 slides)</w:t>
             </w:r>
           </w:p>
         </w:tc>
@@ -5880,7 +6066,7 @@
                 <w:i w:val="0"/>
                 <w:sz w:val="17"/>
               </w:rPr>
-              <w:t>Document</w:t>
+              <w:t>Designed deck + source</w:t>
             </w:r>
           </w:p>
         </w:tc>
@@ -5901,7 +6087,7 @@
                 <w:i w:val="0"/>
                 <w:sz w:val="17"/>
               </w:rPr>
-              <w:t>Week 3</w:t>
+              <w:t>Week 4</w:t>
             </w:r>
           </w:p>
         </w:tc>
@@ -5943,7 +6129,7 @@
                 <w:i w:val="0"/>
                 <w:sz w:val="17"/>
               </w:rPr>
-              <w:t>Pitch deck (10–15 slides)</w:t>
+              <w:t>Teaser (one page, designed)</w:t>
             </w:r>
           </w:p>
         </w:tc>
@@ -5963,7 +6149,7 @@
                 <w:i w:val="0"/>
                 <w:sz w:val="17"/>
               </w:rPr>
-              <w:t>Designed deck + source</w:t>
+              <w:t>Designed PDF + source</w:t>
             </w:r>
           </w:p>
         </w:tc>
@@ -6027,7 +6213,7 @@
                 <w:i w:val="0"/>
                 <w:sz w:val="17"/>
               </w:rPr>
-              <w:t>Teaser (one page, designed)</w:t>
+              <w:t>Business plan (all parts)</w:t>
             </w:r>
           </w:p>
         </w:tc>
@@ -6048,7 +6234,7 @@
                 <w:i w:val="0"/>
                 <w:sz w:val="17"/>
               </w:rPr>
-              <w:t>Designed PDF + source</w:t>
+              <w:t>Document</w:t>
             </w:r>
           </w:p>
         </w:tc>
@@ -6111,7 +6297,7 @@
                 <w:i w:val="0"/>
                 <w:sz w:val="17"/>
               </w:rPr>
-              <w:t>Business plan (all parts)</w:t>
+              <w:t>Term sheet template</w:t>
             </w:r>
           </w:p>
         </w:tc>
@@ -6195,7 +6381,7 @@
                 <w:i w:val="0"/>
                 <w:sz w:val="17"/>
               </w:rPr>
-              <w:t>Term sheet template</w:t>
+              <w:t>Founder bios (investor standard)</w:t>
             </w:r>
           </w:p>
         </w:tc>
@@ -6279,7 +6465,7 @@
                 <w:i w:val="0"/>
                 <w:sz w:val="17"/>
               </w:rPr>
-              <w:t>Founder bios (investor standard)</w:t>
+              <w:t>Product demo script and walkthrough</w:t>
             </w:r>
           </w:p>
         </w:tc>
@@ -6363,7 +6549,7 @@
                 <w:i w:val="0"/>
                 <w:sz w:val="17"/>
               </w:rPr>
-              <w:t>Product demo script and walkthrough</w:t>
+              <w:t>Technical overview</w:t>
             </w:r>
           </w:p>
         </w:tc>
@@ -6447,7 +6633,7 @@
                 <w:i w:val="0"/>
                 <w:sz w:val="17"/>
               </w:rPr>
-              <w:t>Technical overview</w:t>
+              <w:t>Organisational chart and key hire plan</w:t>
             </w:r>
           </w:p>
         </w:tc>
@@ -6531,7 +6717,7 @@
                 <w:i w:val="0"/>
                 <w:sz w:val="17"/>
               </w:rPr>
-              <w:t>Organisational chart and key hire plan</w:t>
+              <w:t>Diligence Q&amp;A bank</w:t>
             </w:r>
           </w:p>
         </w:tc>
@@ -6615,7 +6801,7 @@
                 <w:i w:val="0"/>
                 <w:sz w:val="17"/>
               </w:rPr>
-              <w:t>Diligence Q&amp;A bank</w:t>
+              <w:t>Complete, indexed, populated data room</w:t>
             </w:r>
           </w:p>
         </w:tc>
@@ -6635,7 +6821,7 @@
                 <w:i w:val="0"/>
                 <w:sz w:val="17"/>
               </w:rPr>
-              <w:t>Document</w:t>
+              <w:t>Live data room</w:t>
             </w:r>
           </w:p>
         </w:tc>
@@ -6699,7 +6885,7 @@
                 <w:i w:val="0"/>
                 <w:sz w:val="17"/>
               </w:rPr>
-              <w:t>Complete, indexed, populated data room</w:t>
+              <w:t>Diligence readiness review and sign-off</w:t>
             </w:r>
           </w:p>
         </w:tc>
@@ -6720,7 +6906,7 @@
                 <w:i w:val="0"/>
                 <w:sz w:val="17"/>
               </w:rPr>
-              <w:t>Live data room</w:t>
+              <w:t>Report</w:t>
             </w:r>
           </w:p>
         </w:tc>
@@ -6728,88 +6914,6 @@
           <w:tcPr>
             <w:tcW w:type="dxa" w:w="2409"/>
             <w:shd w:val="clear" w:color="auto" w:fill="F2F5F8"/>
-          </w:tcPr>
-          <w:p>
-            <w:pPr>
-              <w:spacing w:after="40" w:before="40"/>
-            </w:pPr>
-            <w:r/>
-            <w:r>
-              <w:rPr>
-                <w:rFonts w:ascii="Cambria" w:hAnsi="Cambria"/>
-                <w:b w:val="0"/>
-                <w:i w:val="0"/>
-                <w:sz w:val="17"/>
-              </w:rPr>
-              <w:t>Week 4</w:t>
-            </w:r>
-          </w:p>
-        </w:tc>
-      </w:tr>
-      <w:tr>
-        <w:tc>
-          <w:tcPr>
-            <w:tcW w:type="dxa" w:w="2409"/>
-          </w:tcPr>
-          <w:p>
-            <w:pPr>
-              <w:spacing w:after="40" w:before="40"/>
-            </w:pPr>
-            <w:r/>
-            <w:r>
-              <w:rPr>
-                <w:rFonts w:ascii="Cambria" w:hAnsi="Cambria"/>
-                <w:b w:val="0"/>
-                <w:i w:val="0"/>
-                <w:sz w:val="17"/>
-              </w:rPr>
-              <w:t>25</w:t>
-            </w:r>
-          </w:p>
-        </w:tc>
-        <w:tc>
-          <w:tcPr>
-            <w:tcW w:type="dxa" w:w="2409"/>
-          </w:tcPr>
-          <w:p>
-            <w:pPr>
-              <w:spacing w:after="40" w:before="40"/>
-            </w:pPr>
-            <w:r/>
-            <w:r>
-              <w:rPr>
-                <w:rFonts w:ascii="Cambria" w:hAnsi="Cambria"/>
-                <w:b w:val="0"/>
-                <w:i w:val="0"/>
-                <w:sz w:val="17"/>
-              </w:rPr>
-              <w:t>Diligence readiness review and sign-off</w:t>
-            </w:r>
-          </w:p>
-        </w:tc>
-        <w:tc>
-          <w:tcPr>
-            <w:tcW w:type="dxa" w:w="2409"/>
-          </w:tcPr>
-          <w:p>
-            <w:pPr>
-              <w:spacing w:after="40" w:before="40"/>
-            </w:pPr>
-            <w:r/>
-            <w:r>
-              <w:rPr>
-                <w:rFonts w:ascii="Cambria" w:hAnsi="Cambria"/>
-                <w:b w:val="0"/>
-                <w:i w:val="0"/>
-                <w:sz w:val="17"/>
-              </w:rPr>
-              <w:t>Report</w:t>
-            </w:r>
-          </w:p>
-        </w:tc>
-        <w:tc>
-          <w:tcPr>
-            <w:tcW w:type="dxa" w:w="2409"/>
           </w:tcPr>
           <w:p>
             <w:pPr>
@@ -6974,7 +7078,7 @@
                 <w:i w:val="0"/>
                 <w:sz w:val="17"/>
               </w:rPr>
-              <w:t>26</w:t>
+              <w:t>25</w:t>
             </w:r>
           </w:p>
         </w:tc>
@@ -7057,7 +7161,7 @@
                 <w:i w:val="0"/>
                 <w:sz w:val="17"/>
               </w:rPr>
-              <w:t>27</w:t>
+              <w:t>26</w:t>
             </w:r>
           </w:p>
         </w:tc>
@@ -7142,7 +7246,7 @@
                 <w:i w:val="0"/>
                 <w:sz w:val="17"/>
               </w:rPr>
-              <w:t>28</w:t>
+              <w:t>27</w:t>
             </w:r>
           </w:p>
         </w:tc>
@@ -7225,7 +7329,7 @@
                 <w:i w:val="0"/>
                 <w:sz w:val="17"/>
               </w:rPr>
-              <w:t>29</w:t>
+              <w:t>28</w:t>
             </w:r>
           </w:p>
         </w:tc>
@@ -7310,7 +7414,7 @@
                 <w:i w:val="0"/>
                 <w:sz w:val="17"/>
               </w:rPr>
-              <w:t>30</w:t>
+              <w:t>29</w:t>
             </w:r>
           </w:p>
         </w:tc>
@@ -7393,7 +7497,7 @@
                 <w:i w:val="0"/>
                 <w:sz w:val="17"/>
               </w:rPr>
-              <w:t>31</w:t>
+              <w:t>30</w:t>
             </w:r>
           </w:p>
         </w:tc>
@@ -7478,7 +7582,7 @@
                 <w:i w:val="0"/>
                 <w:sz w:val="17"/>
               </w:rPr>
-              <w:t>32</w:t>
+              <w:t>31</w:t>
             </w:r>
           </w:p>
         </w:tc>
@@ -7561,7 +7665,7 @@
                 <w:i w:val="0"/>
                 <w:sz w:val="17"/>
               </w:rPr>
-              <w:t>33</w:t>
+              <w:t>32</w:t>
             </w:r>
           </w:p>
         </w:tc>
@@ -7646,7 +7750,7 @@
                 <w:i w:val="0"/>
                 <w:sz w:val="17"/>
               </w:rPr>
-              <w:t>34</w:t>
+              <w:t>33</w:t>
             </w:r>
           </w:p>
         </w:tc>
@@ -7729,7 +7833,7 @@
                 <w:i w:val="0"/>
                 <w:sz w:val="17"/>
               </w:rPr>
-              <w:t>35</w:t>
+              <w:t>34</w:t>
             </w:r>
           </w:p>
         </w:tc>
@@ -7814,7 +7918,7 @@
                 <w:i w:val="0"/>
                 <w:sz w:val="17"/>
               </w:rPr>
-              <w:t>36</w:t>
+              <w:t>35</w:t>
             </w:r>
           </w:p>
         </w:tc>
@@ -7897,7 +8001,7 @@
                 <w:i w:val="0"/>
                 <w:sz w:val="17"/>
               </w:rPr>
-              <w:t>37</w:t>
+              <w:t>36</w:t>
             </w:r>
           </w:p>
         </w:tc>
@@ -7982,7 +8086,7 @@
                 <w:i w:val="0"/>
                 <w:sz w:val="17"/>
               </w:rPr>
-              <w:t>38</w:t>
+              <w:t>37</w:t>
             </w:r>
           </w:p>
         </w:tc>
@@ -9291,7 +9395,7 @@
                 <w:i w:val="0"/>
                 <w:sz w:val="17"/>
               </w:rPr>
-              <w:t>Model completion, scenarios, use of funds, valuation, cap table</w:t>
+              <w:t>Model completion, use of funds, valuation, cap table</w:t>
             </w:r>
           </w:p>
         </w:tc>
@@ -12514,7 +12618,7 @@
                 <w:i w:val="0"/>
                 <w:sz w:val="17"/>
               </w:rPr>
-              <w:t>Independent Investment Advisor &amp; Consultant</w:t>
+              <w:t>Business &amp; Investment Consultant</w:t>
             </w:r>
           </w:p>
         </w:tc>
@@ -12645,6 +12749,225 @@
                 <w:sz w:val="17"/>
               </w:rPr>
               <w:t>Cairo, Arab Republic of Egypt</w:t>
+            </w:r>
+          </w:p>
+        </w:tc>
+      </w:tr>
+    </w:tbl>
+    <w:p>
+      <w:pPr>
+        <w:spacing w:after="40"/>
+      </w:pPr>
+    </w:p>
+    <w:tbl>
+      <w:tblPr>
+        <w:tblStyle w:val="TableGrid"/>
+        <w:tblW w:type="auto" w:w="0"/>
+        <w:jc w:val="center"/>
+        <w:tblLayout w:type="autofit"/>
+        <w:tblLook w:firstColumn="1" w:firstRow="1" w:lastColumn="0" w:lastRow="0" w:noHBand="0" w:noVBand="1" w:val="04A0"/>
+      </w:tblPr>
+      <w:tblGrid>
+        <w:gridCol w:w="4819"/>
+        <w:gridCol w:w="4819"/>
+      </w:tblGrid>
+      <w:tr>
+        <w:trPr>
+          <w:tblHeader w:val="true"/>
+        </w:trPr>
+        <w:tc>
+          <w:tcPr>
+            <w:tcW w:type="dxa" w:w="4819"/>
+            <w:shd w:val="clear" w:color="auto" w:fill="0F2C4A"/>
+          </w:tcPr>
+          <w:p>
+            <w:pPr>
+              <w:spacing w:after="40" w:before="40"/>
+            </w:pPr>
+            <w:r/>
+          </w:p>
+        </w:tc>
+        <w:tc>
+          <w:tcPr>
+            <w:tcW w:type="dxa" w:w="4819"/>
+            <w:shd w:val="clear" w:color="auto" w:fill="0F2C4A"/>
+          </w:tcPr>
+          <w:p>
+            <w:pPr>
+              <w:spacing w:after="40" w:before="40"/>
+            </w:pPr>
+            <w:r/>
+          </w:p>
+        </w:tc>
+      </w:tr>
+      <w:tr>
+        <w:tc>
+          <w:tcPr>
+            <w:tcW w:type="dxa" w:w="4819"/>
+          </w:tcPr>
+          <w:p>
+            <w:pPr>
+              <w:spacing w:after="40" w:before="40"/>
+            </w:pPr>
+            <w:r/>
+            <w:r>
+              <w:rPr>
+                <w:rFonts w:ascii="Cambria" w:hAnsi="Cambria"/>
+                <w:b/>
+                <w:i w:val="0"/>
+                <w:sz w:val="17"/>
+              </w:rPr>
+              <w:t>Mustafa [ insert full name ]</w:t>
+            </w:r>
+          </w:p>
+        </w:tc>
+        <w:tc>
+          <w:tcPr>
+            <w:tcW w:type="dxa" w:w="4819"/>
+          </w:tcPr>
+          <w:p>
+            <w:pPr>
+              <w:spacing w:after="40" w:before="40"/>
+            </w:pPr>
+            <w:r/>
+            <w:r>
+              <w:rPr>
+                <w:rFonts w:ascii="Cambria" w:hAnsi="Cambria"/>
+                <w:b w:val="0"/>
+                <w:i w:val="0"/>
+                <w:sz w:val="17"/>
+              </w:rPr>
+              <w:t>Business &amp; Investment Consultant</w:t>
+            </w:r>
+          </w:p>
+        </w:tc>
+      </w:tr>
+      <w:tr>
+        <w:tc>
+          <w:tcPr>
+            <w:tcW w:type="dxa" w:w="4819"/>
+            <w:shd w:val="clear" w:color="auto" w:fill="F2F5F8"/>
+          </w:tcPr>
+          <w:p>
+            <w:pPr>
+              <w:spacing w:after="40" w:before="40"/>
+            </w:pPr>
+            <w:r/>
+            <w:r>
+              <w:rPr>
+                <w:rFonts w:ascii="Cambria" w:hAnsi="Cambria"/>
+                <w:b/>
+                <w:i w:val="0"/>
+                <w:sz w:val="17"/>
+              </w:rPr>
+              <w:t>Email</w:t>
+            </w:r>
+          </w:p>
+        </w:tc>
+        <w:tc>
+          <w:tcPr>
+            <w:tcW w:type="dxa" w:w="4819"/>
+            <w:shd w:val="clear" w:color="auto" w:fill="F2F5F8"/>
+          </w:tcPr>
+          <w:p>
+            <w:pPr>
+              <w:spacing w:after="40" w:before="40"/>
+            </w:pPr>
+            <w:r/>
+            <w:r>
+              <w:rPr>
+                <w:rFonts w:ascii="Cambria" w:hAnsi="Cambria"/>
+                <w:b w:val="0"/>
+                <w:i w:val="0"/>
+                <w:sz w:val="17"/>
+              </w:rPr>
+              <w:t>[ insert email ]</w:t>
+            </w:r>
+          </w:p>
+        </w:tc>
+      </w:tr>
+      <w:tr>
+        <w:tc>
+          <w:tcPr>
+            <w:tcW w:type="dxa" w:w="4819"/>
+          </w:tcPr>
+          <w:p>
+            <w:pPr>
+              <w:spacing w:after="40" w:before="40"/>
+            </w:pPr>
+            <w:r/>
+            <w:r>
+              <w:rPr>
+                <w:rFonts w:ascii="Cambria" w:hAnsi="Cambria"/>
+                <w:b/>
+                <w:i w:val="0"/>
+                <w:sz w:val="17"/>
+              </w:rPr>
+              <w:t>Phone</w:t>
+            </w:r>
+          </w:p>
+        </w:tc>
+        <w:tc>
+          <w:tcPr>
+            <w:tcW w:type="dxa" w:w="4819"/>
+          </w:tcPr>
+          <w:p>
+            <w:pPr>
+              <w:spacing w:after="40" w:before="40"/>
+            </w:pPr>
+            <w:r/>
+            <w:r>
+              <w:rPr>
+                <w:rFonts w:ascii="Cambria" w:hAnsi="Cambria"/>
+                <w:b w:val="0"/>
+                <w:i w:val="0"/>
+                <w:sz w:val="17"/>
+              </w:rPr>
+              <w:t>[ insert phone ]</w:t>
+            </w:r>
+          </w:p>
+        </w:tc>
+      </w:tr>
+      <w:tr>
+        <w:tc>
+          <w:tcPr>
+            <w:tcW w:type="dxa" w:w="4819"/>
+            <w:shd w:val="clear" w:color="auto" w:fill="F2F5F8"/>
+          </w:tcPr>
+          <w:p>
+            <w:pPr>
+              <w:spacing w:after="40" w:before="40"/>
+            </w:pPr>
+            <w:r/>
+            <w:r>
+              <w:rPr>
+                <w:rFonts w:ascii="Cambria" w:hAnsi="Cambria"/>
+                <w:b/>
+                <w:i w:val="0"/>
+                <w:sz w:val="17"/>
+              </w:rPr>
+              <w:t>Location</w:t>
+            </w:r>
+          </w:p>
+        </w:tc>
+        <w:tc>
+          <w:tcPr>
+            <w:tcW w:type="dxa" w:w="4819"/>
+            <w:shd w:val="clear" w:color="auto" w:fill="F2F5F8"/>
+          </w:tcPr>
+          <w:p>
+            <w:pPr>
+              <w:spacing w:after="40" w:before="40"/>
+            </w:pPr>
+            <w:r/>
+            <w:r>
+              <w:rPr>
+                <w:rFonts w:ascii="Cambria" w:hAnsi="Cambria"/>
+                <w:b w:val="0"/>
+                <w:i w:val="0"/>
+                <w:sz w:val="17"/>
+              </w:rPr>
+              <w:t>[ insert city ], Arab Republic of Egypt</w:t>
             </w:r>
           </w:p>
         </w:tc>
@@ -18805,7 +19128,7 @@
                 <w:i w:val="0"/>
                 <w:sz w:val="17"/>
               </w:rPr>
-              <w:t>Model walkthrough and challenge; base / conservative / upside scenarios; sensitivity testing; use of funds and milestone mapping; valuation method and range; cap table and dilution</w:t>
+              <w:t>Model walkthrough and challenge; use of funds and milestone mapping; valuation method and range; cap table and dilution</w:t>
             </w:r>
           </w:p>
         </w:tc>

--- a/proposals/Btakka_Investment_Readiness_Proposal.docx
+++ b/proposals/Btakka_Investment_Readiness_Proposal.docx
@@ -20862,7 +20862,7 @@
         <w:color w:val="555F6B"/>
         <w:sz w:val="15"/>
       </w:rPr>
-      <w:t xml:space="preserve">Btakka × Abdelrhman Soliman  ·  Investment Readiness &amp; Round Management  ·  v1.0  ·  Page </w:t>
+      <w:t xml:space="preserve">Proposal (1 of 2)  ·  Btakka × Abdelrhman Soliman &amp; Mustafa  ·  v1.0  ·  Page </w:t>
     </w:r>
     <w:fldSimple w:instr="PAGE"/>
   </w:p>

--- a/proposals/Btakka_Investment_Readiness_Proposal.docx
+++ b/proposals/Btakka_Investment_Readiness_Proposal.docx
@@ -159,7 +159,7 @@
                 <w:i w:val="0"/>
                 <w:sz w:val="17"/>
               </w:rPr>
-              <w:t>Abdelrhman Soliman and Mustafa [ insert full name ] — Business &amp; Investment Consultants</w:t>
+              <w:t>Abdelrhman Soliman — Business &amp; Investment Consultant</w:t>
             </w:r>
           </w:p>
         </w:tc>
@@ -526,7 +526,7 @@
                 <w:i w:val="0"/>
                 <w:sz w:val="17"/>
               </w:rPr>
-              <w:t>Abdelrhman Soliman and Mustafa [ insert full name ], Business &amp; Investment Consultants, acting jointly</w:t>
+              <w:t>Abdelrhman Soliman, Business &amp; Investment Consultant</w:t>
             </w:r>
           </w:p>
         </w:tc>
@@ -591,7 +591,7 @@
                 <w:i w:val="0"/>
                 <w:sz w:val="17"/>
               </w:rPr>
-              <w:t>Signatories required</w:t>
+              <w:t>Client (trade name)</w:t>
             </w:r>
           </w:p>
         </w:tc>
@@ -612,7 +612,7 @@
                 <w:i w:val="0"/>
                 <w:sz w:val="17"/>
               </w:rPr>
-              <w:t>Both Consultants and the Client</w:t>
+              <w:t>Btakka</w:t>
             </w:r>
           </w:p>
         </w:tc>
@@ -634,7 +634,7 @@
                 <w:i w:val="0"/>
                 <w:sz w:val="17"/>
               </w:rPr>
-              <w:t>Client (trade name)</w:t>
+              <w:t>Client (legal entity)</w:t>
             </w:r>
           </w:p>
         </w:tc>
@@ -654,7 +654,7 @@
                 <w:i w:val="0"/>
                 <w:sz w:val="17"/>
               </w:rPr>
-              <w:t>Btakka</w:t>
+              <w:t>[Insert full registered name]</w:t>
             </w:r>
           </w:p>
         </w:tc>
@@ -677,7 +677,7 @@
                 <w:i w:val="0"/>
                 <w:sz w:val="17"/>
               </w:rPr>
-              <w:t>Client (legal entity)</w:t>
+              <w:t>Target round</w:t>
             </w:r>
           </w:p>
         </w:tc>
@@ -698,7 +698,7 @@
                 <w:i w:val="0"/>
                 <w:sz w:val="17"/>
               </w:rPr>
-              <w:t>[Insert full registered name]</w:t>
+              <w:t>Pre-Seed</w:t>
             </w:r>
           </w:p>
         </w:tc>
@@ -720,7 +720,7 @@
                 <w:i w:val="0"/>
                 <w:sz w:val="17"/>
               </w:rPr>
-              <w:t>Target round</w:t>
+              <w:t>Total engagement fee</w:t>
             </w:r>
           </w:p>
         </w:tc>
@@ -740,7 +740,7 @@
                 <w:i w:val="0"/>
                 <w:sz w:val="17"/>
               </w:rPr>
-              <w:t>Pre-Seed</w:t>
+              <w:t>EGP 150,000 plus a 10% Success Fee on Consultant-introduced tickets</w:t>
             </w:r>
           </w:p>
         </w:tc>
@@ -763,7 +763,7 @@
                 <w:i w:val="0"/>
                 <w:sz w:val="17"/>
               </w:rPr>
-              <w:t>Total engagement fee</w:t>
+              <w:t>Indicative duration</w:t>
             </w:r>
           </w:p>
         </w:tc>
@@ -771,48 +771,6 @@
           <w:tcPr>
             <w:tcW w:type="dxa" w:w="4819"/>
             <w:shd w:val="clear" w:color="auto" w:fill="F2F5F8"/>
-          </w:tcPr>
-          <w:p>
-            <w:pPr>
-              <w:spacing w:after="40" w:before="40"/>
-            </w:pPr>
-            <w:r/>
-            <w:r>
-              <w:rPr>
-                <w:rFonts w:ascii="Cambria" w:hAnsi="Cambria"/>
-                <w:b w:val="0"/>
-                <w:i w:val="0"/>
-                <w:sz w:val="17"/>
-              </w:rPr>
-              <w:t>EGP 150,000 plus a 10% Success Fee on Consultant-introduced tickets</w:t>
-            </w:r>
-          </w:p>
-        </w:tc>
-      </w:tr>
-      <w:tr>
-        <w:tc>
-          <w:tcPr>
-            <w:tcW w:type="dxa" w:w="4819"/>
-          </w:tcPr>
-          <w:p>
-            <w:pPr>
-              <w:spacing w:after="40" w:before="40"/>
-            </w:pPr>
-            <w:r/>
-            <w:r>
-              <w:rPr>
-                <w:rFonts w:ascii="Cambria" w:hAnsi="Cambria"/>
-                <w:b w:val="0"/>
-                <w:i w:val="0"/>
-                <w:sz w:val="17"/>
-              </w:rPr>
-              <w:t>Indicative duration</w:t>
-            </w:r>
-          </w:p>
-        </w:tc>
-        <w:tc>
-          <w:tcPr>
-            <w:tcW w:type="dxa" w:w="4819"/>
           </w:tcPr>
           <w:p>
             <w:pPr>
@@ -1152,7 +1110,7 @@
           <w:b w:val="0"/>
           <w:i w:val="0"/>
         </w:rPr>
-        <w:t xml:space="preserve"> EGP 150,000 in fixed fees across three milestones (EGP 30,000 on signature, EGP 30,000 on completion of readiness, EGP 90,000 on first close), plus a 10% Success Fee on the value of investment tickets funded by investors the Consultant introduced.</w:t>
+        <w:t xml:space="preserve"> EGP 150,000 in fixed fees across four milestones (EGP 30,000 on signature, EGP 30,000 on completion of readiness, EGP 20,000 on launch of investor outreach, EGP 70,000 on first close), plus a 10% Success Fee on the value of investment tickets funded by investors the Consultant introduced.</w:t>
       </w:r>
     </w:p>
     <w:p>
@@ -1197,36 +1155,7 @@
           <w:color w:val="0F2C4A"/>
           <w:sz w:val="27"/>
         </w:rPr>
-        <w:t>2. About the Consultants</w:t>
-      </w:r>
-    </w:p>
-    <w:p>
-      <w:pPr>
-        <w:spacing w:after="120"/>
-      </w:pPr>
-      <w:r>
-        <w:rPr>
-          <w:rFonts w:ascii="Cambria" w:hAnsi="Cambria"/>
-          <w:b w:val="0"/>
-          <w:i w:val="0"/>
-        </w:rPr>
-        <w:t>This engagement is delivered by two consultants working jointly. Both are Parties to the accompanying Consulting Agreement and are jointly and severally responsible for delivery, so Btakka has two named people accountable for the work rather than one.</w:t>
-      </w:r>
-    </w:p>
-    <w:p>
-      <w:pPr>
-        <w:keepNext/>
-        <w:spacing w:before="240" w:after="80"/>
-      </w:pPr>
-      <w:r>
-        <w:rPr>
-          <w:rFonts w:ascii="Calibri" w:hAnsi="Calibri"/>
-          <w:b/>
-          <w:i w:val="0"/>
-          <w:color w:val="1C4A73"/>
-          <w:sz w:val="23"/>
-        </w:rPr>
-        <w:t>Abdelrhman Soliman — Business &amp; Investment Consultant</w:t>
+        <w:t>2. About the Consultant</w:t>
       </w:r>
     </w:p>
     <w:p>
@@ -1245,7 +1174,7 @@
     <w:p>
       <w:pPr>
         <w:keepNext/>
-        <w:spacing w:before="200" w:after="60"/>
+        <w:spacing w:before="240" w:after="80"/>
       </w:pPr>
       <w:r>
         <w:rPr>
@@ -1253,7 +1182,7 @@
           <w:b/>
           <w:i w:val="0"/>
           <w:color w:val="1C4A73"/>
-          <w:sz w:val="21"/>
+          <w:sz w:val="23"/>
         </w:rPr>
         <w:t>Track record</w:t>
       </w:r>
@@ -1500,7 +1429,7 @@
     <w:p>
       <w:pPr>
         <w:keepNext/>
-        <w:spacing w:before="200" w:after="60"/>
+        <w:spacing w:before="240" w:after="80"/>
       </w:pPr>
       <w:r>
         <w:rPr>
@@ -1508,7 +1437,7 @@
           <w:b/>
           <w:i w:val="0"/>
           <w:color w:val="1C4A73"/>
-          <w:sz w:val="21"/>
+          <w:sz w:val="23"/>
         </w:rPr>
         <w:t>Recognition</w:t>
       </w:r>
@@ -1585,7 +1514,7 @@
     <w:p>
       <w:pPr>
         <w:keepNext/>
-        <w:spacing w:before="200" w:after="60"/>
+        <w:spacing w:before="240" w:after="80"/>
       </w:pPr>
       <w:r>
         <w:rPr>
@@ -1593,7 +1522,7 @@
           <w:b/>
           <w:i w:val="0"/>
           <w:color w:val="1C4A73"/>
-          <w:sz w:val="21"/>
+          <w:sz w:val="23"/>
         </w:rPr>
         <w:t>Credentials</w:t>
       </w:r>
@@ -1614,7 +1543,7 @@
     <w:p>
       <w:pPr>
         <w:keepNext/>
-        <w:spacing w:before="200" w:after="60"/>
+        <w:spacing w:before="240" w:after="80"/>
       </w:pPr>
       <w:r>
         <w:rPr>
@@ -1622,7 +1551,7 @@
           <w:b/>
           <w:i w:val="0"/>
           <w:color w:val="1C4A73"/>
-          <w:sz w:val="21"/>
+          <w:sz w:val="23"/>
         </w:rPr>
         <w:t>Sectors covered</w:t>
       </w:r>
@@ -1643,7 +1572,7 @@
     <w:p>
       <w:pPr>
         <w:keepNext/>
-        <w:spacing w:before="200" w:after="60"/>
+        <w:spacing w:before="240" w:after="80"/>
       </w:pPr>
       <w:r>
         <w:rPr>
@@ -1651,7 +1580,7 @@
           <w:b/>
           <w:i w:val="0"/>
           <w:color w:val="1C4A73"/>
-          <w:sz w:val="21"/>
+          <w:sz w:val="23"/>
         </w:rPr>
         <w:t>Speaking and media</w:t>
       </w:r>
@@ -1683,688 +1612,6 @@
           <w:i w:val="0"/>
         </w:rPr>
         <w:t xml:space="preserve"> LinkedIn newsletter · YouTube founder-education channel.</w:t>
-      </w:r>
-    </w:p>
-    <w:p>
-      <w:pPr>
-        <w:keepNext/>
-        <w:spacing w:before="240" w:after="80"/>
-      </w:pPr>
-      <w:r>
-        <w:rPr>
-          <w:rFonts w:ascii="Calibri" w:hAnsi="Calibri"/>
-          <w:b/>
-          <w:i w:val="0"/>
-          <w:color w:val="1C4A73"/>
-          <w:sz w:val="23"/>
-        </w:rPr>
-        <w:t>Mustafa [ insert full name ] — Business &amp; Investment Consultant</w:t>
-      </w:r>
-    </w:p>
-    <w:p>
-      <w:pPr>
-        <w:spacing w:before="140" w:after="180"/>
-        <w:ind w:left="283" w:right="170"/>
-        <w:pBdr>
-          <w:left w:val="single" w:sz="18" w:space="8" w:color="0F2C4A"/>
-        </w:pBdr>
-        <w:shd w:val="clear" w:color="auto" w:fill="EEF3F8"/>
-      </w:pPr>
-      <w:r>
-        <w:rPr>
-          <w:rFonts w:ascii="Cambria" w:hAnsi="Cambria"/>
-          <w:b/>
-          <w:i w:val="0"/>
-          <w:color w:val="1C3A55"/>
-          <w:sz w:val="19"/>
-        </w:rPr>
-        <w:t>To complete before sending.</w:t>
-      </w:r>
-      <w:r>
-        <w:rPr>
-          <w:rFonts w:ascii="Cambria" w:hAnsi="Cambria"/>
-          <w:b w:val="0"/>
-          <w:i w:val="0"/>
-          <w:color w:val="1C3A55"/>
-          <w:sz w:val="19"/>
-        </w:rPr>
-        <w:t xml:space="preserve"> The block below is a template. Fill it in with Mustafa's actual background — do not send this proposal with placeholder text in it.</w:t>
-      </w:r>
-    </w:p>
-    <w:p>
-      <w:pPr>
-        <w:spacing w:after="120"/>
-      </w:pPr>
-      <w:r>
-        <w:rPr>
-          <w:rFonts w:ascii="Cambria" w:hAnsi="Cambria"/>
-          <w:b w:val="0"/>
-          <w:i w:val="0"/>
-        </w:rPr>
-        <w:t>[ Insert a short professional summary: where Mustafa is based, years of experience, specialisations, and the parts of this engagement he leads. ]</w:t>
-      </w:r>
-    </w:p>
-    <w:p>
-      <w:pPr>
-        <w:keepNext/>
-        <w:spacing w:before="200" w:after="60"/>
-      </w:pPr>
-      <w:r>
-        <w:rPr>
-          <w:rFonts w:ascii="Calibri" w:hAnsi="Calibri"/>
-          <w:b/>
-          <w:i w:val="0"/>
-          <w:color w:val="1C4A73"/>
-          <w:sz w:val="21"/>
-        </w:rPr>
-        <w:t>Track record</w:t>
-      </w:r>
-    </w:p>
-    <w:tbl>
-      <w:tblPr>
-        <w:tblStyle w:val="TableGrid"/>
-        <w:tblW w:type="auto" w:w="0"/>
-        <w:jc w:val="center"/>
-        <w:tblLayout w:type="autofit"/>
-        <w:tblLook w:firstColumn="1" w:firstRow="1" w:lastColumn="0" w:lastRow="0" w:noHBand="0" w:noVBand="1" w:val="04A0"/>
-      </w:tblPr>
-      <w:tblGrid>
-        <w:gridCol w:w="4819"/>
-        <w:gridCol w:w="4819"/>
-      </w:tblGrid>
-      <w:tr>
-        <w:trPr>
-          <w:tblHeader w:val="true"/>
-        </w:trPr>
-        <w:tc>
-          <w:tcPr>
-            <w:tcW w:type="dxa" w:w="4819"/>
-            <w:shd w:val="clear" w:color="auto" w:fill="0F2C4A"/>
-          </w:tcPr>
-          <w:p>
-            <w:pPr>
-              <w:spacing w:after="40" w:before="40"/>
-            </w:pPr>
-            <w:r/>
-            <w:r>
-              <w:rPr>
-                <w:rFonts w:ascii="Calibri" w:hAnsi="Calibri"/>
-                <w:b/>
-                <w:i w:val="0"/>
-                <w:color w:val="FFFFFF"/>
-                <w:sz w:val="17"/>
-              </w:rPr>
-              <w:t>Metric</w:t>
-            </w:r>
-          </w:p>
-        </w:tc>
-        <w:tc>
-          <w:tcPr>
-            <w:tcW w:type="dxa" w:w="4819"/>
-            <w:shd w:val="clear" w:color="auto" w:fill="0F2C4A"/>
-          </w:tcPr>
-          <w:p>
-            <w:pPr>
-              <w:spacing w:after="40" w:before="40"/>
-            </w:pPr>
-            <w:r/>
-            <w:r>
-              <w:rPr>
-                <w:rFonts w:ascii="Calibri" w:hAnsi="Calibri"/>
-                <w:b/>
-                <w:i w:val="0"/>
-                <w:color w:val="FFFFFF"/>
-                <w:sz w:val="17"/>
-              </w:rPr>
-              <w:t>Figure</w:t>
-            </w:r>
-          </w:p>
-        </w:tc>
-      </w:tr>
-      <w:tr>
-        <w:tc>
-          <w:tcPr>
-            <w:tcW w:type="dxa" w:w="4819"/>
-          </w:tcPr>
-          <w:p>
-            <w:pPr>
-              <w:spacing w:after="40" w:before="40"/>
-            </w:pPr>
-            <w:r/>
-            <w:r>
-              <w:rPr>
-                <w:rFonts w:ascii="Cambria" w:hAnsi="Cambria"/>
-                <w:b w:val="0"/>
-                <w:i w:val="0"/>
-                <w:sz w:val="17"/>
-              </w:rPr>
-              <w:t>[ Insert metric ]</w:t>
-            </w:r>
-          </w:p>
-        </w:tc>
-        <w:tc>
-          <w:tcPr>
-            <w:tcW w:type="dxa" w:w="4819"/>
-          </w:tcPr>
-          <w:p>
-            <w:pPr>
-              <w:spacing w:after="40" w:before="40"/>
-            </w:pPr>
-            <w:r/>
-            <w:r>
-              <w:rPr>
-                <w:rFonts w:ascii="Cambria" w:hAnsi="Cambria"/>
-                <w:b w:val="0"/>
-                <w:i w:val="0"/>
-                <w:sz w:val="17"/>
-              </w:rPr>
-              <w:t>[ Insert figure ]</w:t>
-            </w:r>
-          </w:p>
-        </w:tc>
-      </w:tr>
-      <w:tr>
-        <w:tc>
-          <w:tcPr>
-            <w:tcW w:type="dxa" w:w="4819"/>
-            <w:shd w:val="clear" w:color="auto" w:fill="F2F5F8"/>
-          </w:tcPr>
-          <w:p>
-            <w:pPr>
-              <w:spacing w:after="40" w:before="40"/>
-            </w:pPr>
-            <w:r/>
-            <w:r>
-              <w:rPr>
-                <w:rFonts w:ascii="Cambria" w:hAnsi="Cambria"/>
-                <w:b w:val="0"/>
-                <w:i w:val="0"/>
-                <w:sz w:val="17"/>
-              </w:rPr>
-              <w:t>[ Insert metric ]</w:t>
-            </w:r>
-          </w:p>
-        </w:tc>
-        <w:tc>
-          <w:tcPr>
-            <w:tcW w:type="dxa" w:w="4819"/>
-            <w:shd w:val="clear" w:color="auto" w:fill="F2F5F8"/>
-          </w:tcPr>
-          <w:p>
-            <w:pPr>
-              <w:spacing w:after="40" w:before="40"/>
-            </w:pPr>
-            <w:r/>
-            <w:r>
-              <w:rPr>
-                <w:rFonts w:ascii="Cambria" w:hAnsi="Cambria"/>
-                <w:b w:val="0"/>
-                <w:i w:val="0"/>
-                <w:sz w:val="17"/>
-              </w:rPr>
-              <w:t>[ Insert figure ]</w:t>
-            </w:r>
-          </w:p>
-        </w:tc>
-      </w:tr>
-      <w:tr>
-        <w:tc>
-          <w:tcPr>
-            <w:tcW w:type="dxa" w:w="4819"/>
-          </w:tcPr>
-          <w:p>
-            <w:pPr>
-              <w:spacing w:after="40" w:before="40"/>
-            </w:pPr>
-            <w:r/>
-            <w:r>
-              <w:rPr>
-                <w:rFonts w:ascii="Cambria" w:hAnsi="Cambria"/>
-                <w:b w:val="0"/>
-                <w:i w:val="0"/>
-                <w:sz w:val="17"/>
-              </w:rPr>
-              <w:t>[ Insert metric ]</w:t>
-            </w:r>
-          </w:p>
-        </w:tc>
-        <w:tc>
-          <w:tcPr>
-            <w:tcW w:type="dxa" w:w="4819"/>
-          </w:tcPr>
-          <w:p>
-            <w:pPr>
-              <w:spacing w:after="40" w:before="40"/>
-            </w:pPr>
-            <w:r/>
-            <w:r>
-              <w:rPr>
-                <w:rFonts w:ascii="Cambria" w:hAnsi="Cambria"/>
-                <w:b w:val="0"/>
-                <w:i w:val="0"/>
-                <w:sz w:val="17"/>
-              </w:rPr>
-              <w:t>[ Insert figure ]</w:t>
-            </w:r>
-          </w:p>
-        </w:tc>
-      </w:tr>
-    </w:tbl>
-    <w:p>
-      <w:pPr>
-        <w:spacing w:after="40"/>
-      </w:pPr>
-    </w:p>
-    <w:p>
-      <w:pPr>
-        <w:keepNext/>
-        <w:spacing w:before="200" w:after="60"/>
-      </w:pPr>
-      <w:r>
-        <w:rPr>
-          <w:rFonts w:ascii="Calibri" w:hAnsi="Calibri"/>
-          <w:b/>
-          <w:i w:val="0"/>
-          <w:color w:val="1C4A73"/>
-          <w:sz w:val="21"/>
-        </w:rPr>
-        <w:t>Credentials</w:t>
-      </w:r>
-    </w:p>
-    <w:p>
-      <w:pPr>
-        <w:spacing w:after="120"/>
-      </w:pPr>
-      <w:r>
-        <w:rPr>
-          <w:rFonts w:ascii="Cambria" w:hAnsi="Cambria"/>
-          <w:b w:val="0"/>
-          <w:i w:val="0"/>
-        </w:rPr>
-        <w:t>[ Insert qualifications, certifications and relevant training. ]</w:t>
-      </w:r>
-    </w:p>
-    <w:p>
-      <w:pPr>
-        <w:keepNext/>
-        <w:spacing w:before="200" w:after="60"/>
-      </w:pPr>
-      <w:r>
-        <w:rPr>
-          <w:rFonts w:ascii="Calibri" w:hAnsi="Calibri"/>
-          <w:b/>
-          <w:i w:val="0"/>
-          <w:color w:val="1C4A73"/>
-          <w:sz w:val="21"/>
-        </w:rPr>
-        <w:t>Sectors covered</w:t>
-      </w:r>
-    </w:p>
-    <w:p>
-      <w:pPr>
-        <w:spacing w:after="120"/>
-      </w:pPr>
-      <w:r>
-        <w:rPr>
-          <w:rFonts w:ascii="Cambria" w:hAnsi="Cambria"/>
-          <w:b w:val="0"/>
-          <w:i w:val="0"/>
-        </w:rPr>
-        <w:t>[ Insert sectors. ]</w:t>
-      </w:r>
-    </w:p>
-    <w:p>
-      <w:pPr>
-        <w:keepNext/>
-        <w:spacing w:before="240" w:after="80"/>
-      </w:pPr>
-      <w:r>
-        <w:rPr>
-          <w:rFonts w:ascii="Calibri" w:hAnsi="Calibri"/>
-          <w:b/>
-          <w:i w:val="0"/>
-          <w:color w:val="1C4A73"/>
-          <w:sz w:val="23"/>
-        </w:rPr>
-        <w:t>How the two of us split the work</w:t>
-      </w:r>
-    </w:p>
-    <w:tbl>
-      <w:tblPr>
-        <w:tblStyle w:val="TableGrid"/>
-        <w:tblW w:type="auto" w:w="0"/>
-        <w:jc w:val="center"/>
-        <w:tblLayout w:type="autofit"/>
-        <w:tblLook w:firstColumn="1" w:firstRow="1" w:lastColumn="0" w:lastRow="0" w:noHBand="0" w:noVBand="1" w:val="04A0"/>
-      </w:tblPr>
-      <w:tblGrid>
-        <w:gridCol w:w="4819"/>
-        <w:gridCol w:w="4819"/>
-      </w:tblGrid>
-      <w:tr>
-        <w:trPr>
-          <w:tblHeader w:val="true"/>
-        </w:trPr>
-        <w:tc>
-          <w:tcPr>
-            <w:tcW w:type="dxa" w:w="4819"/>
-            <w:shd w:val="clear" w:color="auto" w:fill="0F2C4A"/>
-          </w:tcPr>
-          <w:p>
-            <w:pPr>
-              <w:spacing w:after="40" w:before="40"/>
-            </w:pPr>
-            <w:r/>
-            <w:r>
-              <w:rPr>
-                <w:rFonts w:ascii="Calibri" w:hAnsi="Calibri"/>
-                <w:b/>
-                <w:i w:val="0"/>
-                <w:color w:val="FFFFFF"/>
-                <w:sz w:val="17"/>
-              </w:rPr>
-              <w:t>Workstream</w:t>
-            </w:r>
-          </w:p>
-        </w:tc>
-        <w:tc>
-          <w:tcPr>
-            <w:tcW w:type="dxa" w:w="4819"/>
-            <w:shd w:val="clear" w:color="auto" w:fill="0F2C4A"/>
-          </w:tcPr>
-          <w:p>
-            <w:pPr>
-              <w:spacing w:after="40" w:before="40"/>
-            </w:pPr>
-            <w:r/>
-            <w:r>
-              <w:rPr>
-                <w:rFonts w:ascii="Calibri" w:hAnsi="Calibri"/>
-                <w:b/>
-                <w:i w:val="0"/>
-                <w:color w:val="FFFFFF"/>
-                <w:sz w:val="17"/>
-              </w:rPr>
-              <w:t>Lead</w:t>
-            </w:r>
-          </w:p>
-        </w:tc>
-      </w:tr>
-      <w:tr>
-        <w:tc>
-          <w:tcPr>
-            <w:tcW w:type="dxa" w:w="4819"/>
-          </w:tcPr>
-          <w:p>
-            <w:pPr>
-              <w:spacing w:after="40" w:before="40"/>
-            </w:pPr>
-            <w:r/>
-            <w:r>
-              <w:rPr>
-                <w:rFonts w:ascii="Cambria" w:hAnsi="Cambria"/>
-                <w:b w:val="0"/>
-                <w:i w:val="0"/>
-                <w:sz w:val="17"/>
-              </w:rPr>
-              <w:t>Story, positioning and market (Workstream A)</w:t>
-            </w:r>
-          </w:p>
-        </w:tc>
-        <w:tc>
-          <w:tcPr>
-            <w:tcW w:type="dxa" w:w="4819"/>
-          </w:tcPr>
-          <w:p>
-            <w:pPr>
-              <w:spacing w:after="40" w:before="40"/>
-            </w:pPr>
-            <w:r/>
-            <w:r>
-              <w:rPr>
-                <w:rFonts w:ascii="Cambria" w:hAnsi="Cambria"/>
-                <w:b w:val="0"/>
-                <w:i w:val="0"/>
-                <w:sz w:val="17"/>
-              </w:rPr>
-              <w:t>[ Abdelrhman / Mustafa ]</w:t>
-            </w:r>
-          </w:p>
-        </w:tc>
-      </w:tr>
-      <w:tr>
-        <w:tc>
-          <w:tcPr>
-            <w:tcW w:type="dxa" w:w="4819"/>
-            <w:shd w:val="clear" w:color="auto" w:fill="F2F5F8"/>
-          </w:tcPr>
-          <w:p>
-            <w:pPr>
-              <w:spacing w:after="40" w:before="40"/>
-            </w:pPr>
-            <w:r/>
-            <w:r>
-              <w:rPr>
-                <w:rFonts w:ascii="Cambria" w:hAnsi="Cambria"/>
-                <w:b w:val="0"/>
-                <w:i w:val="0"/>
-                <w:sz w:val="17"/>
-              </w:rPr>
-              <w:t>Financial model, expectations and valuation (Workstream B)</w:t>
-            </w:r>
-          </w:p>
-        </w:tc>
-        <w:tc>
-          <w:tcPr>
-            <w:tcW w:type="dxa" w:w="4819"/>
-            <w:shd w:val="clear" w:color="auto" w:fill="F2F5F8"/>
-          </w:tcPr>
-          <w:p>
-            <w:pPr>
-              <w:spacing w:after="40" w:before="40"/>
-            </w:pPr>
-            <w:r/>
-            <w:r>
-              <w:rPr>
-                <w:rFonts w:ascii="Cambria" w:hAnsi="Cambria"/>
-                <w:b w:val="0"/>
-                <w:i w:val="0"/>
-                <w:sz w:val="17"/>
-              </w:rPr>
-              <w:t>[ Abdelrhman / Mustafa ]</w:t>
-            </w:r>
-          </w:p>
-        </w:tc>
-      </w:tr>
-      <w:tr>
-        <w:tc>
-          <w:tcPr>
-            <w:tcW w:type="dxa" w:w="4819"/>
-          </w:tcPr>
-          <w:p>
-            <w:pPr>
-              <w:spacing w:after="40" w:before="40"/>
-            </w:pPr>
-            <w:r/>
-            <w:r>
-              <w:rPr>
-                <w:rFonts w:ascii="Cambria" w:hAnsi="Cambria"/>
-                <w:b w:val="0"/>
-                <w:i w:val="0"/>
-                <w:sz w:val="17"/>
-              </w:rPr>
-              <w:t>Data room construction (Workstream C)</w:t>
-            </w:r>
-          </w:p>
-        </w:tc>
-        <w:tc>
-          <w:tcPr>
-            <w:tcW w:type="dxa" w:w="4819"/>
-          </w:tcPr>
-          <w:p>
-            <w:pPr>
-              <w:spacing w:after="40" w:before="40"/>
-            </w:pPr>
-            <w:r/>
-            <w:r>
-              <w:rPr>
-                <w:rFonts w:ascii="Cambria" w:hAnsi="Cambria"/>
-                <w:b w:val="0"/>
-                <w:i w:val="0"/>
-                <w:sz w:val="17"/>
-              </w:rPr>
-              <w:t>[ Abdelrhman / Mustafa ]</w:t>
-            </w:r>
-          </w:p>
-        </w:tc>
-      </w:tr>
-      <w:tr>
-        <w:tc>
-          <w:tcPr>
-            <w:tcW w:type="dxa" w:w="4819"/>
-            <w:shd w:val="clear" w:color="auto" w:fill="F2F5F8"/>
-          </w:tcPr>
-          <w:p>
-            <w:pPr>
-              <w:spacing w:after="40" w:before="40"/>
-            </w:pPr>
-            <w:r/>
-            <w:r>
-              <w:rPr>
-                <w:rFonts w:ascii="Cambria" w:hAnsi="Cambria"/>
-                <w:b w:val="0"/>
-                <w:i w:val="0"/>
-                <w:sz w:val="17"/>
-              </w:rPr>
-              <w:t>Investor document set (Workstream D)</w:t>
-            </w:r>
-          </w:p>
-        </w:tc>
-        <w:tc>
-          <w:tcPr>
-            <w:tcW w:type="dxa" w:w="4819"/>
-            <w:shd w:val="clear" w:color="auto" w:fill="F2F5F8"/>
-          </w:tcPr>
-          <w:p>
-            <w:pPr>
-              <w:spacing w:after="40" w:before="40"/>
-            </w:pPr>
-            <w:r/>
-            <w:r>
-              <w:rPr>
-                <w:rFonts w:ascii="Cambria" w:hAnsi="Cambria"/>
-                <w:b w:val="0"/>
-                <w:i w:val="0"/>
-                <w:sz w:val="17"/>
-              </w:rPr>
-              <w:t>[ Abdelrhman / Mustafa ]</w:t>
-            </w:r>
-          </w:p>
-        </w:tc>
-      </w:tr>
-      <w:tr>
-        <w:tc>
-          <w:tcPr>
-            <w:tcW w:type="dxa" w:w="4819"/>
-          </w:tcPr>
-          <w:p>
-            <w:pPr>
-              <w:spacing w:after="40" w:before="40"/>
-            </w:pPr>
-            <w:r/>
-            <w:r>
-              <w:rPr>
-                <w:rFonts w:ascii="Cambria" w:hAnsi="Cambria"/>
-                <w:b w:val="0"/>
-                <w:i w:val="0"/>
-                <w:sz w:val="17"/>
-              </w:rPr>
-              <w:t>Fundraising strategy and investor outreach (Phase 2)</w:t>
-            </w:r>
-          </w:p>
-        </w:tc>
-        <w:tc>
-          <w:tcPr>
-            <w:tcW w:type="dxa" w:w="4819"/>
-          </w:tcPr>
-          <w:p>
-            <w:pPr>
-              <w:spacing w:after="40" w:before="40"/>
-            </w:pPr>
-            <w:r/>
-            <w:r>
-              <w:rPr>
-                <w:rFonts w:ascii="Cambria" w:hAnsi="Cambria"/>
-                <w:b w:val="0"/>
-                <w:i w:val="0"/>
-                <w:sz w:val="17"/>
-              </w:rPr>
-              <w:t>[ Abdelrhman / Mustafa ]</w:t>
-            </w:r>
-          </w:p>
-        </w:tc>
-      </w:tr>
-      <w:tr>
-        <w:tc>
-          <w:tcPr>
-            <w:tcW w:type="dxa" w:w="4819"/>
-            <w:shd w:val="clear" w:color="auto" w:fill="F2F5F8"/>
-          </w:tcPr>
-          <w:p>
-            <w:pPr>
-              <w:spacing w:after="40" w:before="40"/>
-            </w:pPr>
-            <w:r/>
-            <w:r>
-              <w:rPr>
-                <w:rFonts w:ascii="Cambria" w:hAnsi="Cambria"/>
-                <w:b w:val="0"/>
-                <w:i w:val="0"/>
-                <w:sz w:val="17"/>
-              </w:rPr>
-              <w:t>Single point of contact for Btakka</w:t>
-            </w:r>
-          </w:p>
-        </w:tc>
-        <w:tc>
-          <w:tcPr>
-            <w:tcW w:type="dxa" w:w="4819"/>
-            <w:shd w:val="clear" w:color="auto" w:fill="F2F5F8"/>
-          </w:tcPr>
-          <w:p>
-            <w:pPr>
-              <w:spacing w:after="40" w:before="40"/>
-            </w:pPr>
-            <w:r/>
-            <w:r>
-              <w:rPr>
-                <w:rFonts w:ascii="Cambria" w:hAnsi="Cambria"/>
-                <w:b w:val="0"/>
-                <w:i w:val="0"/>
-                <w:sz w:val="17"/>
-              </w:rPr>
-              <w:t>[ Abdelrhman / Mustafa ]</w:t>
-            </w:r>
-          </w:p>
-        </w:tc>
-      </w:tr>
-    </w:tbl>
-    <w:p>
-      <w:pPr>
-        <w:spacing w:after="40"/>
-      </w:pPr>
-    </w:p>
-    <w:p>
-      <w:pPr>
-        <w:spacing w:after="120"/>
-      </w:pPr>
-      <w:r>
-        <w:rPr>
-          <w:rFonts w:ascii="Cambria" w:hAnsi="Cambria"/>
-          <w:b w:val="0"/>
-          <w:i w:val="0"/>
-        </w:rPr>
-        <w:t>Both consultants attend every workshop. Whichever of us leads a workstream, both are accountable for it under the Consulting Agreement.</w:t>
       </w:r>
     </w:p>
     <w:p>
@@ -4795,6 +4042,59 @@
     </w:p>
     <w:p>
       <w:pPr>
+        <w:spacing w:after="120"/>
+      </w:pPr>
+      <w:r>
+        <w:rPr>
+          <w:rFonts w:ascii="Cambria" w:hAnsi="Cambria"/>
+          <w:b/>
+          <w:i w:val="0"/>
+        </w:rPr>
+        <w:t>How delivery divides.</w:t>
+      </w:r>
+      <w:r>
+        <w:rPr>
+          <w:rFonts w:ascii="Cambria" w:hAnsi="Cambria"/>
+          <w:b w:val="0"/>
+          <w:i w:val="0"/>
+        </w:rPr>
+        <w:t xml:space="preserve"> The Consultant prepares the </w:t>
+      </w:r>
+      <w:r>
+        <w:rPr>
+          <w:rFonts w:ascii="Cambria" w:hAnsi="Cambria"/>
+          <w:b/>
+          <w:i w:val="0"/>
+        </w:rPr>
+        <w:t>investment documents</w:t>
+      </w:r>
+      <w:r>
+        <w:rPr>
+          <w:rFonts w:ascii="Cambria" w:hAnsi="Cambria"/>
+          <w:b w:val="0"/>
+          <w:i w:val="0"/>
+        </w:rPr>
+        <w:t xml:space="preserve"> — the financial model, financial expectations, valuation, cap table, use of funds, market sizing, competitive analysis, go-to-market strategy, metrics dashboard, pitch deck, teaser, business plan and term sheet template. Btakka delivers the </w:t>
+      </w:r>
+      <w:r>
+        <w:rPr>
+          <w:rFonts w:ascii="Cambria" w:hAnsi="Cambria"/>
+          <w:b/>
+          <w:i w:val="0"/>
+        </w:rPr>
+        <w:t>remaining documents together with the Consultant</w:t>
+      </w:r>
+      <w:r>
+        <w:rPr>
+          <w:rFonts w:ascii="Cambria" w:hAnsi="Cambria"/>
+          <w:b w:val="0"/>
+          <w:i w:val="0"/>
+        </w:rPr>
+        <w:t xml:space="preserve"> — the corporate, legal, financial-record, product, traction and customer materials. Annex A sets out which of the 36 data room items falls where, and Clause 3.7 of the Consulting Agreement makes the division binding.</w:t>
+      </w:r>
+    </w:p>
+    <w:p>
+      <w:pPr>
         <w:keepNext/>
         <w:spacing w:before="240" w:after="80"/>
       </w:pPr>
@@ -10251,7 +9551,7 @@
                 <w:i w:val="0"/>
                 <w:sz w:val="17"/>
               </w:rPr>
-              <w:t>M1 — Deposit</w:t>
+              <w:t>M1 — Down payment</w:t>
             </w:r>
           </w:p>
         </w:tc>
@@ -10419,7 +9719,7 @@
                 <w:i w:val="0"/>
                 <w:sz w:val="17"/>
               </w:rPr>
-              <w:t>M3 — Closing</w:t>
+              <w:t>M3 — Round</w:t>
             </w:r>
           </w:p>
         </w:tc>
@@ -10439,7 +9739,7 @@
                 <w:i w:val="0"/>
                 <w:sz w:val="17"/>
               </w:rPr>
-              <w:t>On First Close — first investment funds received in cleared funds</w:t>
+              <w:t>On launch of the first investor outreach wave</w:t>
             </w:r>
           </w:p>
         </w:tc>
@@ -10459,13 +9759,99 @@
                 <w:i w:val="0"/>
                 <w:sz w:val="17"/>
               </w:rPr>
-              <w:t>EGP 90,000</w:t>
+              <w:t>EGP 20,000</w:t>
             </w:r>
           </w:p>
         </w:tc>
         <w:tc>
           <w:tcPr>
             <w:tcW w:type="dxa" w:w="2409"/>
+          </w:tcPr>
+          <w:p>
+            <w:pPr>
+              <w:spacing w:after="40" w:before="40"/>
+            </w:pPr>
+            <w:r/>
+            <w:r>
+              <w:rPr>
+                <w:rFonts w:ascii="Cambria" w:hAnsi="Cambria"/>
+                <w:b w:val="0"/>
+                <w:i w:val="0"/>
+                <w:sz w:val="17"/>
+              </w:rPr>
+              <w:t>EGP 80,000</w:t>
+            </w:r>
+          </w:p>
+        </w:tc>
+      </w:tr>
+      <w:tr>
+        <w:tc>
+          <w:tcPr>
+            <w:tcW w:type="dxa" w:w="2409"/>
+            <w:shd w:val="clear" w:color="auto" w:fill="F2F5F8"/>
+          </w:tcPr>
+          <w:p>
+            <w:pPr>
+              <w:spacing w:after="40" w:before="40"/>
+            </w:pPr>
+            <w:r/>
+            <w:r>
+              <w:rPr>
+                <w:rFonts w:ascii="Cambria" w:hAnsi="Cambria"/>
+                <w:b/>
+                <w:i w:val="0"/>
+                <w:sz w:val="17"/>
+              </w:rPr>
+              <w:t>M4 — Closing</w:t>
+            </w:r>
+          </w:p>
+        </w:tc>
+        <w:tc>
+          <w:tcPr>
+            <w:tcW w:type="dxa" w:w="2409"/>
+            <w:shd w:val="clear" w:color="auto" w:fill="F2F5F8"/>
+          </w:tcPr>
+          <w:p>
+            <w:pPr>
+              <w:spacing w:after="40" w:before="40"/>
+            </w:pPr>
+            <w:r/>
+            <w:r>
+              <w:rPr>
+                <w:rFonts w:ascii="Cambria" w:hAnsi="Cambria"/>
+                <w:b w:val="0"/>
+                <w:i w:val="0"/>
+                <w:sz w:val="17"/>
+              </w:rPr>
+              <w:t>On First Close — first investment ticket received in cleared funds</w:t>
+            </w:r>
+          </w:p>
+        </w:tc>
+        <w:tc>
+          <w:tcPr>
+            <w:tcW w:type="dxa" w:w="2409"/>
+            <w:shd w:val="clear" w:color="auto" w:fill="F2F5F8"/>
+          </w:tcPr>
+          <w:p>
+            <w:pPr>
+              <w:spacing w:after="40" w:before="40"/>
+            </w:pPr>
+            <w:r/>
+            <w:r>
+              <w:rPr>
+                <w:rFonts w:ascii="Cambria" w:hAnsi="Cambria"/>
+                <w:b/>
+                <w:i w:val="0"/>
+                <w:sz w:val="17"/>
+              </w:rPr>
+              <w:t>EGP 70,000</w:t>
+            </w:r>
+          </w:p>
+        </w:tc>
+        <w:tc>
+          <w:tcPr>
+            <w:tcW w:type="dxa" w:w="2409"/>
+            <w:shd w:val="clear" w:color="auto" w:fill="F2F5F8"/>
           </w:tcPr>
           <w:p>
             <w:pPr>
@@ -10500,7 +9886,7 @@
           <w:b/>
           <w:i w:val="0"/>
         </w:rPr>
-        <w:t>M3 is payable whether the closing investor was introduced by the Consultant or sourced by Btakka.</w:t>
+        <w:t>M4 is payable whether the closing investor was introduced by the Consultant or sourced by Btakka.</w:t>
       </w:r>
       <w:r>
         <w:rPr>
@@ -11714,7 +11100,7 @@
           <w:b w:val="0"/>
           <w:i w:val="0"/>
         </w:rPr>
-        <w:t xml:space="preserve"> EGP 90,000 of the fixed fee and the entire Success Fee sit behind a close. The Consultant is paid properly when Btakka is funded.</w:t>
+        <w:t xml:space="preserve"> EGP 70,000 of the fixed fee and the entire Success Fee sit behind a close. The Consultant is paid properly when Btakka is funded.</w:t>
       </w:r>
     </w:p>
     <w:p>
@@ -12271,7 +11657,7 @@
                 <w:i w:val="0"/>
                 <w:sz w:val="17"/>
               </w:rPr>
-              <w:t>Pay the M1 deposit of EGP 30,000</w:t>
+              <w:t>Pay the M1 down payment of EGP 30,000</w:t>
             </w:r>
           </w:p>
         </w:tc>
@@ -12749,225 +12135,6 @@
                 <w:sz w:val="17"/>
               </w:rPr>
               <w:t>Cairo, Arab Republic of Egypt</w:t>
-            </w:r>
-          </w:p>
-        </w:tc>
-      </w:tr>
-    </w:tbl>
-    <w:p>
-      <w:pPr>
-        <w:spacing w:after="40"/>
-      </w:pPr>
-    </w:p>
-    <w:tbl>
-      <w:tblPr>
-        <w:tblStyle w:val="TableGrid"/>
-        <w:tblW w:type="auto" w:w="0"/>
-        <w:jc w:val="center"/>
-        <w:tblLayout w:type="autofit"/>
-        <w:tblLook w:firstColumn="1" w:firstRow="1" w:lastColumn="0" w:lastRow="0" w:noHBand="0" w:noVBand="1" w:val="04A0"/>
-      </w:tblPr>
-      <w:tblGrid>
-        <w:gridCol w:w="4819"/>
-        <w:gridCol w:w="4819"/>
-      </w:tblGrid>
-      <w:tr>
-        <w:trPr>
-          <w:tblHeader w:val="true"/>
-        </w:trPr>
-        <w:tc>
-          <w:tcPr>
-            <w:tcW w:type="dxa" w:w="4819"/>
-            <w:shd w:val="clear" w:color="auto" w:fill="0F2C4A"/>
-          </w:tcPr>
-          <w:p>
-            <w:pPr>
-              <w:spacing w:after="40" w:before="40"/>
-            </w:pPr>
-            <w:r/>
-          </w:p>
-        </w:tc>
-        <w:tc>
-          <w:tcPr>
-            <w:tcW w:type="dxa" w:w="4819"/>
-            <w:shd w:val="clear" w:color="auto" w:fill="0F2C4A"/>
-          </w:tcPr>
-          <w:p>
-            <w:pPr>
-              <w:spacing w:after="40" w:before="40"/>
-            </w:pPr>
-            <w:r/>
-          </w:p>
-        </w:tc>
-      </w:tr>
-      <w:tr>
-        <w:tc>
-          <w:tcPr>
-            <w:tcW w:type="dxa" w:w="4819"/>
-          </w:tcPr>
-          <w:p>
-            <w:pPr>
-              <w:spacing w:after="40" w:before="40"/>
-            </w:pPr>
-            <w:r/>
-            <w:r>
-              <w:rPr>
-                <w:rFonts w:ascii="Cambria" w:hAnsi="Cambria"/>
-                <w:b/>
-                <w:i w:val="0"/>
-                <w:sz w:val="17"/>
-              </w:rPr>
-              <w:t>Mustafa [ insert full name ]</w:t>
-            </w:r>
-          </w:p>
-        </w:tc>
-        <w:tc>
-          <w:tcPr>
-            <w:tcW w:type="dxa" w:w="4819"/>
-          </w:tcPr>
-          <w:p>
-            <w:pPr>
-              <w:spacing w:after="40" w:before="40"/>
-            </w:pPr>
-            <w:r/>
-            <w:r>
-              <w:rPr>
-                <w:rFonts w:ascii="Cambria" w:hAnsi="Cambria"/>
-                <w:b w:val="0"/>
-                <w:i w:val="0"/>
-                <w:sz w:val="17"/>
-              </w:rPr>
-              <w:t>Business &amp; Investment Consultant</w:t>
-            </w:r>
-          </w:p>
-        </w:tc>
-      </w:tr>
-      <w:tr>
-        <w:tc>
-          <w:tcPr>
-            <w:tcW w:type="dxa" w:w="4819"/>
-            <w:shd w:val="clear" w:color="auto" w:fill="F2F5F8"/>
-          </w:tcPr>
-          <w:p>
-            <w:pPr>
-              <w:spacing w:after="40" w:before="40"/>
-            </w:pPr>
-            <w:r/>
-            <w:r>
-              <w:rPr>
-                <w:rFonts w:ascii="Cambria" w:hAnsi="Cambria"/>
-                <w:b/>
-                <w:i w:val="0"/>
-                <w:sz w:val="17"/>
-              </w:rPr>
-              <w:t>Email</w:t>
-            </w:r>
-          </w:p>
-        </w:tc>
-        <w:tc>
-          <w:tcPr>
-            <w:tcW w:type="dxa" w:w="4819"/>
-            <w:shd w:val="clear" w:color="auto" w:fill="F2F5F8"/>
-          </w:tcPr>
-          <w:p>
-            <w:pPr>
-              <w:spacing w:after="40" w:before="40"/>
-            </w:pPr>
-            <w:r/>
-            <w:r>
-              <w:rPr>
-                <w:rFonts w:ascii="Cambria" w:hAnsi="Cambria"/>
-                <w:b w:val="0"/>
-                <w:i w:val="0"/>
-                <w:sz w:val="17"/>
-              </w:rPr>
-              <w:t>[ insert email ]</w:t>
-            </w:r>
-          </w:p>
-        </w:tc>
-      </w:tr>
-      <w:tr>
-        <w:tc>
-          <w:tcPr>
-            <w:tcW w:type="dxa" w:w="4819"/>
-          </w:tcPr>
-          <w:p>
-            <w:pPr>
-              <w:spacing w:after="40" w:before="40"/>
-            </w:pPr>
-            <w:r/>
-            <w:r>
-              <w:rPr>
-                <w:rFonts w:ascii="Cambria" w:hAnsi="Cambria"/>
-                <w:b/>
-                <w:i w:val="0"/>
-                <w:sz w:val="17"/>
-              </w:rPr>
-              <w:t>Phone</w:t>
-            </w:r>
-          </w:p>
-        </w:tc>
-        <w:tc>
-          <w:tcPr>
-            <w:tcW w:type="dxa" w:w="4819"/>
-          </w:tcPr>
-          <w:p>
-            <w:pPr>
-              <w:spacing w:after="40" w:before="40"/>
-            </w:pPr>
-            <w:r/>
-            <w:r>
-              <w:rPr>
-                <w:rFonts w:ascii="Cambria" w:hAnsi="Cambria"/>
-                <w:b w:val="0"/>
-                <w:i w:val="0"/>
-                <w:sz w:val="17"/>
-              </w:rPr>
-              <w:t>[ insert phone ]</w:t>
-            </w:r>
-          </w:p>
-        </w:tc>
-      </w:tr>
-      <w:tr>
-        <w:tc>
-          <w:tcPr>
-            <w:tcW w:type="dxa" w:w="4819"/>
-            <w:shd w:val="clear" w:color="auto" w:fill="F2F5F8"/>
-          </w:tcPr>
-          <w:p>
-            <w:pPr>
-              <w:spacing w:after="40" w:before="40"/>
-            </w:pPr>
-            <w:r/>
-            <w:r>
-              <w:rPr>
-                <w:rFonts w:ascii="Cambria" w:hAnsi="Cambria"/>
-                <w:b/>
-                <w:i w:val="0"/>
-                <w:sz w:val="17"/>
-              </w:rPr>
-              <w:t>Location</w:t>
-            </w:r>
-          </w:p>
-        </w:tc>
-        <w:tc>
-          <w:tcPr>
-            <w:tcW w:type="dxa" w:w="4819"/>
-            <w:shd w:val="clear" w:color="auto" w:fill="F2F5F8"/>
-          </w:tcPr>
-          <w:p>
-            <w:pPr>
-              <w:spacing w:after="40" w:before="40"/>
-            </w:pPr>
-            <w:r/>
-            <w:r>
-              <w:rPr>
-                <w:rFonts w:ascii="Cambria" w:hAnsi="Cambria"/>
-                <w:b w:val="0"/>
-                <w:i w:val="0"/>
-                <w:sz w:val="17"/>
-              </w:rPr>
-              <w:t>[ insert city ], Arab Republic of Egypt</w:t>
             </w:r>
           </w:p>
         </w:tc>
@@ -20862,7 +20029,7 @@
         <w:color w:val="555F6B"/>
         <w:sz w:val="15"/>
       </w:rPr>
-      <w:t xml:space="preserve">Proposal (1 of 2)  ·  Btakka × Abdelrhman Soliman &amp; Mustafa  ·  v1.0  ·  Page </w:t>
+      <w:t xml:space="preserve">Proposal (1 of 2)  ·  Btakka × Abdelrhman Soliman  ·  v1.0  ·  Page </w:t>
     </w:r>
     <w:fldSimple w:instr="PAGE"/>
   </w:p>

--- a/proposals/Btakka_Investment_Readiness_Proposal.docx
+++ b/proposals/Btakka_Investment_Readiness_Proposal.docx
@@ -11405,7 +11405,7 @@
                 <w:i w:val="0"/>
                 <w:sz w:val="17"/>
               </w:rPr>
-              <w:t>Confirm the seven open commercial points listed at Schedule 4 of the Agreement</w:t>
+              <w:t>Agree the open commercial points the Consultant raises — target round size and instrument, dispute forum, whether an Arabic execution copy is needed, and the data room platform</w:t>
             </w:r>
           </w:p>
         </w:tc>
